--- a/Mostafa-khansa-custom-cv-updated.docx
+++ b/Mostafa-khansa-custom-cv-updated.docx
@@ -8,7 +8,7 @@
         <w:spacing w:before="0"/>
         <w:jc w:val="center"/>
         <w:rPr>
-          <w:rFonts w:asciiTheme="minorBidi" w:hAnsiTheme="minorBidi" w:cstheme="minorBidi"/>
+          <w:rFonts w:ascii="Arial" w:hAnsi="Arial" w:cs="Arial"/>
           <w:b/>
           <w:bCs/>
           <w:color w:val="000000" w:themeColor="text1"/>
@@ -20,7 +20,7 @@
       <w:bookmarkEnd w:id="0"/>
       <w:r>
         <w:rPr>
-          <w:rFonts w:asciiTheme="minorBidi" w:hAnsiTheme="minorBidi" w:cstheme="minorBidi"/>
+          <w:rFonts w:ascii="Arial" w:hAnsi="Arial" w:cs="Arial"/>
           <w:b/>
           <w:bCs/>
           <w:color w:val="000000" w:themeColor="text1"/>
@@ -34,14 +34,14 @@
       <w:pPr>
         <w:jc w:val="center"/>
         <w:rPr>
-          <w:rFonts w:asciiTheme="minorBidi" w:hAnsiTheme="minorBidi"/>
-          <w:b/>
-          <w:bCs/>
-        </w:rPr>
-      </w:pPr>
-      <w:r>
-        <w:rPr>
-          <w:rFonts w:asciiTheme="minorBidi" w:hAnsiTheme="minorBidi"/>
+          <w:rFonts w:ascii="Arial" w:hAnsi="Arial" w:cs="Arial"/>
+          <w:b/>
+          <w:bCs/>
+        </w:rPr>
+      </w:pPr>
+      <w:r>
+        <w:rPr>
+          <w:rFonts w:ascii="Arial" w:hAnsi="Arial" w:cs="Arial"/>
           <w:b/>
           <w:bCs/>
         </w:rPr>
@@ -49,7 +49,7 @@
       </w:r>
       <w:r>
         <w:rPr>
-          <w:rFonts w:asciiTheme="minorBidi" w:hAnsiTheme="minorBidi"/>
+          <w:rFonts w:ascii="Arial" w:hAnsi="Arial" w:cs="Arial"/>
           <w:b/>
           <w:bCs/>
         </w:rPr>
@@ -57,25 +57,41 @@
       </w:r>
       <w:r>
         <w:rPr>
-          <w:rFonts w:asciiTheme="minorBidi" w:hAnsiTheme="minorBidi"/>
+          <w:rFonts w:ascii="Arial" w:hAnsi="Arial" w:cs="Arial"/>
           <w:b/>
           <w:bCs/>
         </w:rPr>
         <w:t xml:space="preserve"> Engineer</w:t>
+      </w:r>
+      <w:r>
+        <w:rPr>
+          <w:rFonts w:ascii="Arial" w:hAnsi="Arial" w:cs="Arial"/>
+          <w:b/>
+          <w:bCs/>
+        </w:rPr>
+        <w:t xml:space="preserve"> </w:t>
+      </w:r>
+      <w:r>
+        <w:rPr>
+          <w:rFonts w:ascii="Arial" w:hAnsi="Arial" w:cs="Arial"/>
+          <w:b/>
+          <w:bCs/>
+        </w:rPr>
+        <w:t>React / TypeScript / Node.js / Flutter</w:t>
       </w:r>
     </w:p>
     <w:p>
       <w:pPr>
         <w:jc w:val="center"/>
         <w:rPr>
-          <w:rFonts w:asciiTheme="minorBidi" w:hAnsiTheme="minorBidi"/>
-          <w:sz w:val="20"/>
-          <w:szCs w:val="20"/>
-        </w:rPr>
-      </w:pPr>
-      <w:r>
-        <w:rPr>
-          <w:rFonts w:asciiTheme="minorBidi" w:hAnsiTheme="minorBidi"/>
+          <w:rFonts w:ascii="Arial" w:hAnsi="Arial" w:cs="Arial"/>
+          <w:sz w:val="20"/>
+          <w:szCs w:val="20"/>
+        </w:rPr>
+      </w:pPr>
+      <w:r>
+        <w:rPr>
+          <w:rFonts w:ascii="Arial" w:hAnsi="Arial" w:cs="Arial"/>
           <w:sz w:val="20"/>
           <w:szCs w:val="20"/>
         </w:rPr>
@@ -85,7 +101,7 @@
         <w:r>
           <w:rPr>
             <w:rStyle w:val="Hyperlink"/>
-            <w:rFonts w:asciiTheme="minorBidi" w:hAnsiTheme="minorBidi"/>
+            <w:rFonts w:ascii="Arial" w:hAnsi="Arial" w:cs="Arial"/>
             <w:color w:val="2E74B5" w:themeColor="accent1" w:themeShade="BF"/>
             <w:sz w:val="20"/>
             <w:szCs w:val="20"/>
@@ -96,7 +112,7 @@
       </w:hyperlink>
       <w:r>
         <w:rPr>
-          <w:rFonts w:asciiTheme="minorBidi" w:hAnsiTheme="minorBidi"/>
+          <w:rFonts w:ascii="Arial" w:hAnsi="Arial" w:cs="Arial"/>
           <w:sz w:val="20"/>
           <w:szCs w:val="20"/>
         </w:rPr>
@@ -106,7 +122,7 @@
         <w:r>
           <w:rPr>
             <w:rStyle w:val="Hyperlink"/>
-            <w:rFonts w:asciiTheme="minorBidi" w:hAnsiTheme="minorBidi"/>
+            <w:rFonts w:ascii="Arial" w:hAnsi="Arial" w:cs="Arial"/>
             <w:sz w:val="20"/>
             <w:szCs w:val="20"/>
             <w:u w:val="none"/>
@@ -117,7 +133,7 @@
       <w:r>
         <w:rPr>
           <w:rStyle w:val="Hyperlink"/>
-          <w:rFonts w:asciiTheme="minorBidi" w:hAnsiTheme="minorBidi"/>
+          <w:rFonts w:ascii="Arial" w:hAnsi="Arial" w:cs="Arial"/>
           <w:color w:val="auto"/>
           <w:sz w:val="20"/>
           <w:szCs w:val="20"/>
@@ -129,7 +145,7 @@
         <w:r>
           <w:rPr>
             <w:rStyle w:val="Hyperlink"/>
-            <w:rFonts w:asciiTheme="minorBidi" w:hAnsiTheme="minorBidi"/>
+            <w:rFonts w:ascii="Arial" w:hAnsi="Arial" w:cs="Arial"/>
             <w:color w:val="2E74B5" w:themeColor="accent1" w:themeShade="BF"/>
             <w:sz w:val="20"/>
             <w:szCs w:val="20"/>
@@ -141,7 +157,7 @@
       <w:r>
         <w:rPr>
           <w:rStyle w:val="Hyperlink"/>
-          <w:rFonts w:asciiTheme="minorBidi" w:hAnsiTheme="minorBidi"/>
+          <w:rFonts w:ascii="Arial" w:hAnsi="Arial" w:cs="Arial"/>
           <w:color w:val="2E74B5" w:themeColor="accent1" w:themeShade="BF"/>
           <w:sz w:val="20"/>
           <w:szCs w:val="20"/>
@@ -151,7 +167,7 @@
       </w:r>
       <w:r>
         <w:rPr>
-          <w:rFonts w:asciiTheme="minorBidi" w:hAnsiTheme="minorBidi"/>
+          <w:rFonts w:ascii="Arial" w:hAnsi="Arial" w:cs="Arial"/>
           <w:sz w:val="20"/>
           <w:szCs w:val="20"/>
         </w:rPr>
@@ -159,7 +175,7 @@
       </w:r>
       <w:r>
         <w:rPr>
-          <w:rFonts w:asciiTheme="minorBidi" w:hAnsiTheme="minorBidi"/>
+          <w:rFonts w:ascii="Arial" w:hAnsi="Arial" w:cs="Arial"/>
           <w:color w:val="3B3B3B"/>
           <w:sz w:val="20"/>
           <w:szCs w:val="20"/>
@@ -168,7 +184,7 @@
       </w:r>
       <w:r>
         <w:rPr>
-          <w:rFonts w:asciiTheme="minorBidi" w:hAnsiTheme="minorBidi"/>
+          <w:rFonts w:ascii="Arial" w:hAnsi="Arial" w:cs="Arial"/>
           <w:sz w:val="20"/>
           <w:szCs w:val="20"/>
         </w:rPr>
@@ -176,7 +192,7 @@
       </w:r>
       <w:r>
         <w:rPr>
-          <w:rFonts w:asciiTheme="minorBidi" w:hAnsiTheme="minorBidi"/>
+          <w:rFonts w:ascii="Arial" w:hAnsi="Arial" w:cs="Arial"/>
           <w:sz w:val="20"/>
           <w:szCs w:val="20"/>
         </w:rPr>
@@ -185,16 +201,17 @@
     </w:p>
     <w:p>
       <w:pPr>
+        <w:spacing w:after="0"/>
         <w:jc w:val="center"/>
         <w:rPr>
-          <w:rFonts w:asciiTheme="minorBidi" w:hAnsiTheme="minorBidi"/>
-          <w:b/>
-          <w:bCs/>
-        </w:rPr>
-      </w:pPr>
-      <w:r>
-        <w:rPr>
-          <w:rFonts w:asciiTheme="minorBidi" w:hAnsiTheme="minorBidi"/>
+          <w:rFonts w:ascii="Arial" w:hAnsi="Arial" w:cs="Arial"/>
+          <w:b/>
+          <w:bCs/>
+        </w:rPr>
+      </w:pPr>
+      <w:r>
+        <w:rPr>
+          <w:rFonts w:ascii="Arial" w:hAnsi="Arial" w:cs="Arial"/>
           <w:b/>
           <w:bCs/>
           <w:color w:val="0D0D0D" w:themeColor="text1" w:themeTint="F2"/>
@@ -203,7 +220,7 @@
       </w:r>
       <w:r>
         <w:rPr>
-          <w:rFonts w:asciiTheme="minorBidi" w:hAnsiTheme="minorBidi"/>
+          <w:rFonts w:ascii="Arial" w:hAnsi="Arial" w:cs="Arial"/>
           <w:b/>
           <w:bCs/>
         </w:rPr>
@@ -211,7 +228,7 @@
       </w:r>
       <w:r>
         <w:rPr>
-          <w:rFonts w:asciiTheme="minorBidi" w:hAnsiTheme="minorBidi"/>
+          <w:rFonts w:ascii="Arial" w:hAnsi="Arial" w:cs="Arial"/>
           <w:b/>
           <w:bCs/>
         </w:rPr>
@@ -220,69 +237,101 @@
     </w:p>
     <w:p>
       <w:pPr>
-        <w:spacing w:after="240"/>
+        <w:spacing w:before="120" w:after="120"/>
         <w:jc w:val="center"/>
         <w:rPr>
-          <w:rFonts w:asciiTheme="minorBidi" w:hAnsiTheme="minorBidi"/>
-          <w:color w:val="3B3B3B"/>
-          <w:sz w:val="20"/>
-          <w:szCs w:val="20"/>
-        </w:rPr>
-      </w:pPr>
-      <w:r>
-        <w:rPr>
-          <w:rFonts w:asciiTheme="minorBidi" w:hAnsiTheme="minorBidi"/>
-          <w:color w:val="3B3B3B"/>
-          <w:sz w:val="20"/>
-          <w:szCs w:val="20"/>
-        </w:rPr>
-        <w:t xml:space="preserve">Full Stack engineer with 13+ years building and running business critical web products end to end. I shipped the ERP platform that 2,000+ companies run their daily operations on, and the cross platform POS that syncs to it. </w:t>
-      </w:r>
-      <w:r>
-        <w:rPr>
-          <w:rFonts w:asciiTheme="minorBidi" w:hAnsiTheme="minorBidi"/>
-          <w:color w:val="3B3B3B"/>
-          <w:sz w:val="20"/>
-          <w:szCs w:val="20"/>
-        </w:rPr>
-        <w:t xml:space="preserve">Master </w:t>
-      </w:r>
-      <w:r>
-        <w:rPr>
-          <w:rFonts w:asciiTheme="minorBidi" w:hAnsiTheme="minorBidi"/>
-          <w:color w:val="3B3B3B"/>
-          <w:sz w:val="20"/>
-          <w:szCs w:val="20"/>
-        </w:rPr>
-        <w:t>in</w:t>
-      </w:r>
-      <w:r>
-        <w:rPr>
-          <w:rFonts w:asciiTheme="minorBidi" w:hAnsiTheme="minorBidi"/>
-          <w:color w:val="3B3B3B"/>
-          <w:sz w:val="20"/>
-          <w:szCs w:val="20"/>
-        </w:rPr>
-        <w:t xml:space="preserve"> backend architecture, relational data modeling, and API design.</w:t>
+          <w:rFonts w:ascii="Arial" w:hAnsi="Arial" w:cs="Arial"/>
+          <w:b/>
+          <w:bCs/>
+          <w:color w:val="0D0D0D" w:themeColor="text1" w:themeTint="F2"/>
+          <w:sz w:val="20"/>
+          <w:szCs w:val="20"/>
+        </w:rPr>
+      </w:pPr>
+      <w:r>
+        <w:rPr>
+          <w:rFonts w:ascii="Arial" w:hAnsi="Arial" w:cs="Arial"/>
+          <w:sz w:val="20"/>
+          <w:szCs w:val="20"/>
+        </w:rPr>
+        <w:t xml:space="preserve">Senior Full Stack Engineer with </w:t>
+      </w:r>
+      <w:r>
+        <w:rPr>
+          <w:rFonts w:ascii="Arial" w:hAnsi="Arial" w:cs="Arial"/>
+          <w:b/>
+          <w:bCs/>
+          <w:sz w:val="20"/>
+          <w:szCs w:val="20"/>
+        </w:rPr>
+        <w:t>13 years</w:t>
+      </w:r>
+      <w:r>
+        <w:rPr>
+          <w:rFonts w:ascii="Arial" w:hAnsi="Arial" w:cs="Arial"/>
+          <w:sz w:val="20"/>
+          <w:szCs w:val="20"/>
+        </w:rPr>
+        <w:t xml:space="preserve"> building and scaling business-critical B2B SaaS. Core maintainer of an ERP/POS platform serving as daily operational backbone for </w:t>
+      </w:r>
+      <w:r>
+        <w:rPr>
+          <w:rFonts w:ascii="Arial" w:hAnsi="Arial" w:cs="Arial"/>
+          <w:b/>
+          <w:bCs/>
+          <w:sz w:val="20"/>
+          <w:szCs w:val="20"/>
+        </w:rPr>
+        <w:t>2,000+ businesses</w:t>
+      </w:r>
+      <w:r>
+        <w:rPr>
+          <w:rFonts w:ascii="Arial" w:hAnsi="Arial" w:cs="Arial"/>
+          <w:sz w:val="20"/>
+          <w:szCs w:val="20"/>
+        </w:rPr>
+        <w:t xml:space="preserve"> on recurring revenue. Led web engineering from solo contributor to </w:t>
+      </w:r>
+      <w:r>
+        <w:rPr>
+          <w:rFonts w:ascii="Arial" w:hAnsi="Arial" w:cs="Arial"/>
+          <w:b/>
+          <w:bCs/>
+          <w:sz w:val="20"/>
+          <w:szCs w:val="20"/>
+        </w:rPr>
+        <w:t>7-engineer team</w:t>
+      </w:r>
+      <w:r>
+        <w:rPr>
+          <w:rFonts w:ascii="Arial" w:hAnsi="Arial" w:cs="Arial"/>
+          <w:sz w:val="20"/>
+          <w:szCs w:val="20"/>
+        </w:rPr>
+        <w:t>, mentored juniors, and co-defined architecture with product &amp; data leads. Specialized in modern React frontends, TypeScript, Node.js REST APIs, PostgreSQL/MySQL data modeling, and offline-first Flutter + SQLite mobile. Focus: frontend architecture, performance, relational modeling, and reliable transactional systems.</w:t>
       </w:r>
     </w:p>
     <w:p>
       <w:pPr>
-        <w:spacing w:before="40" w:after="0"/>
+        <w:spacing w:before="120" w:after="0"/>
         <w:jc w:val="center"/>
         <w:rPr>
-          <w:rFonts w:asciiTheme="minorBidi" w:hAnsiTheme="minorBidi"/>
+          <w:rFonts w:ascii="Arial" w:hAnsi="Arial" w:cs="Arial"/>
           <w:b/>
           <w:bCs/>
           <w:color w:val="0D0D0D" w:themeColor="text1" w:themeTint="F2"/>
-        </w:rPr>
-      </w:pPr>
-      <w:r>
-        <w:rPr>
-          <w:rFonts w:asciiTheme="minorBidi" w:hAnsiTheme="minorBidi"/>
+          <w:sz w:val="20"/>
+          <w:szCs w:val="20"/>
+        </w:rPr>
+      </w:pPr>
+      <w:r>
+        <w:rPr>
+          <w:rFonts w:ascii="Arial" w:hAnsi="Arial" w:cs="Arial"/>
           <w:b/>
           <w:bCs/>
           <w:color w:val="0D0D0D" w:themeColor="text1" w:themeTint="F2"/>
+          <w:sz w:val="20"/>
+          <w:szCs w:val="20"/>
         </w:rPr>
         <w:t>PROFESSIONAL EXPERIENCE</w:t>
       </w:r>
@@ -292,7 +341,7 @@
         <w:spacing w:before="120" w:after="120" w:line="240" w:lineRule="auto"/>
         <w:outlineLvl w:val="2"/>
         <w:rPr>
-          <w:rFonts w:asciiTheme="minorBidi" w:eastAsia="Times New Roman" w:hAnsiTheme="minorBidi"/>
+          <w:rFonts w:ascii="Arial" w:eastAsia="Times New Roman" w:hAnsi="Arial" w:cs="Arial"/>
           <w:b/>
           <w:bCs/>
           <w:color w:val="3B3B3B"/>
@@ -302,7 +351,7 @@
       </w:pPr>
       <w:r>
         <w:rPr>
-          <w:rFonts w:asciiTheme="minorBidi" w:eastAsia="Times New Roman" w:hAnsiTheme="minorBidi"/>
+          <w:rFonts w:ascii="Arial" w:eastAsia="Times New Roman" w:hAnsi="Arial" w:cs="Arial"/>
           <w:b/>
           <w:bCs/>
           <w:color w:val="3B3B3B"/>
@@ -313,40 +362,71 @@
       </w:r>
       <w:r>
         <w:rPr>
-          <w:rFonts w:asciiTheme="minorBidi" w:eastAsia="Times New Roman" w:hAnsiTheme="minorBidi"/>
+          <w:rFonts w:ascii="Arial" w:eastAsia="Times New Roman" w:hAnsi="Arial" w:cs="Arial"/>
           <w:b/>
           <w:bCs/>
           <w:color w:val="3B3B3B"/>
           <w:sz w:val="20"/>
           <w:szCs w:val="20"/>
         </w:rPr>
-        <w:t xml:space="preserve">gineer - Wizard Solutions (full </w:t>
-      </w:r>
-      <w:r>
-        <w:rPr>
-          <w:rFonts w:asciiTheme="minorBidi" w:eastAsia="Times New Roman" w:hAnsiTheme="minorBidi"/>
+        <w:t xml:space="preserve">gineer - </w:t>
+      </w:r>
+      <w:r>
+        <w:rPr>
+          <w:rFonts w:ascii="Arial" w:hAnsi="Arial" w:cs="Arial"/>
+          <w:b/>
+          <w:bCs/>
+          <w:sz w:val="20"/>
+          <w:szCs w:val="20"/>
+        </w:rPr>
+        <w:t>Wizard Solutions (B2B SaaS ERP/</w:t>
+      </w:r>
+      <w:r>
+        <w:rPr>
+          <w:rFonts w:ascii="Arial" w:hAnsi="Arial" w:cs="Arial"/>
+          <w:b/>
+          <w:bCs/>
+          <w:sz w:val="20"/>
+          <w:szCs w:val="20"/>
+        </w:rPr>
+        <w:t>POS)</w:t>
+      </w:r>
+      <w:r>
+        <w:rPr>
+          <w:rFonts w:ascii="Arial" w:eastAsia="Times New Roman" w:hAnsi="Arial" w:cs="Arial"/>
           <w:b/>
           <w:bCs/>
           <w:color w:val="3B3B3B"/>
           <w:sz w:val="20"/>
           <w:szCs w:val="20"/>
         </w:rPr>
-        <w:t>time)</w:t>
-      </w:r>
-    </w:p>
-    <w:p>
-      <w:pPr>
-        <w:spacing w:after="120" w:line="240" w:lineRule="auto"/>
-        <w:rPr>
-          <w:rFonts w:asciiTheme="minorBidi" w:eastAsia="Times New Roman" w:hAnsiTheme="minorBidi"/>
+        <w:t xml:space="preserve">  </w:t>
+      </w:r>
+      <w:r>
+        <w:rPr>
+          <w:rFonts w:ascii="Arial" w:eastAsia="Times New Roman" w:hAnsi="Arial" w:cs="Arial"/>
+          <w:b/>
+          <w:bCs/>
           <w:color w:val="3B3B3B"/>
           <w:sz w:val="20"/>
           <w:szCs w:val="20"/>
         </w:rPr>
-      </w:pPr>
-      <w:r>
-        <w:rPr>
-          <w:rFonts w:asciiTheme="minorBidi" w:eastAsia="Times New Roman" w:hAnsiTheme="minorBidi"/>
+        <w:t xml:space="preserve">   </w:t>
+      </w:r>
+      <w:r>
+        <w:rPr>
+          <w:rFonts w:ascii="Arial" w:eastAsia="Times New Roman" w:hAnsi="Arial" w:cs="Arial"/>
+          <w:b/>
+          <w:bCs/>
+          <w:color w:val="3B3B3B"/>
+          <w:sz w:val="20"/>
+          <w:szCs w:val="20"/>
+        </w:rPr>
+        <w:t xml:space="preserve">  </w:t>
+      </w:r>
+      <w:r>
+        <w:rPr>
+          <w:rFonts w:ascii="Arial" w:eastAsia="Times New Roman" w:hAnsi="Arial" w:cs="Arial"/>
           <w:i/>
           <w:iCs/>
           <w:color w:val="3B3B3B"/>
@@ -358,481 +438,528 @@
     </w:p>
     <w:p>
       <w:pPr>
+        <w:pStyle w:val="ListParagraph"/>
         <w:numPr>
           <w:ilvl w:val="0"/>
-          <w:numId w:val="4"/>
+          <w:numId w:val="13"/>
         </w:numPr>
-        <w:spacing w:before="40" w:after="60" w:line="240" w:lineRule="auto"/>
-        <w:rPr>
-          <w:rFonts w:asciiTheme="minorBidi" w:eastAsia="Times New Roman" w:hAnsiTheme="minorBidi"/>
-          <w:color w:val="3B3B3B"/>
-          <w:sz w:val="20"/>
-          <w:szCs w:val="20"/>
-        </w:rPr>
-      </w:pPr>
-      <w:r>
-        <w:rPr>
-          <w:rFonts w:asciiTheme="minorBidi" w:eastAsia="Times New Roman" w:hAnsiTheme="minorBidi"/>
-          <w:color w:val="3B3B3B"/>
-          <w:sz w:val="20"/>
-          <w:szCs w:val="20"/>
-        </w:rPr>
-        <w:t>Led the migration of a legacy desktop ERP to a web platform (PHP, MySQL, JavaScript), owning application architecture and delivery. The platform serves </w:t>
-      </w:r>
-      <w:r>
-        <w:rPr>
-          <w:rFonts w:asciiTheme="minorBidi" w:eastAsia="Times New Roman" w:hAnsiTheme="minorBidi"/>
-          <w:b/>
-          <w:bCs/>
-          <w:color w:val="3B3B3B"/>
-          <w:sz w:val="20"/>
-          <w:szCs w:val="20"/>
-        </w:rPr>
-        <w:t>2,000+ business clients across Lebanon</w:t>
-      </w:r>
-      <w:r>
-        <w:rPr>
-          <w:rFonts w:asciiTheme="minorBidi" w:eastAsia="Times New Roman" w:hAnsiTheme="minorBidi"/>
-          <w:color w:val="3B3B3B"/>
-          <w:sz w:val="20"/>
-          <w:szCs w:val="20"/>
-        </w:rPr>
-        <w:t> on a recurring revenue model.</w:t>
+        <w:spacing w:before="80" w:after="40" w:line="240" w:lineRule="auto"/>
+        <w:outlineLvl w:val="2"/>
+        <w:rPr>
+          <w:rFonts w:ascii="Arial" w:hAnsi="Arial" w:cs="Arial"/>
+          <w:sz w:val="20"/>
+          <w:szCs w:val="20"/>
+        </w:rPr>
+      </w:pPr>
+      <w:r>
+        <w:rPr>
+          <w:rFonts w:ascii="Arial" w:hAnsi="Arial" w:cs="Arial"/>
+          <w:sz w:val="20"/>
+          <w:szCs w:val="20"/>
+        </w:rPr>
+        <w:t>Led migration of legacy</w:t>
+      </w:r>
+      <w:r>
+        <w:rPr>
+          <w:rFonts w:ascii="Arial" w:hAnsi="Arial" w:cs="Arial"/>
+          <w:sz w:val="20"/>
+          <w:szCs w:val="20"/>
+        </w:rPr>
+        <w:t xml:space="preserve"> desktop ERP to web (PHP/MySQL =&gt;</w:t>
+      </w:r>
+      <w:r>
+        <w:rPr>
+          <w:rFonts w:ascii="Arial" w:hAnsi="Arial" w:cs="Arial"/>
+          <w:b/>
+          <w:bCs/>
+          <w:sz w:val="20"/>
+          <w:szCs w:val="20"/>
+        </w:rPr>
+        <w:t xml:space="preserve"> </w:t>
+      </w:r>
+      <w:r>
+        <w:rPr>
+          <w:rFonts w:ascii="Arial" w:hAnsi="Arial" w:cs="Arial"/>
+          <w:b/>
+          <w:bCs/>
+          <w:sz w:val="20"/>
+          <w:szCs w:val="20"/>
+        </w:rPr>
+        <w:t>React, TypeScript, Next.js, TanStack Query</w:t>
+      </w:r>
+      <w:r>
+        <w:rPr>
+          <w:rFonts w:ascii="Arial" w:hAnsi="Arial" w:cs="Arial"/>
+          <w:sz w:val="20"/>
+          <w:szCs w:val="20"/>
+        </w:rPr>
+        <w:t>), now serving 2,000+ B2B clients on SaaS model with dedicated databases.</w:t>
       </w:r>
     </w:p>
     <w:p>
       <w:pPr>
+        <w:pStyle w:val="ListParagraph"/>
         <w:numPr>
           <w:ilvl w:val="0"/>
-          <w:numId w:val="4"/>
+          <w:numId w:val="13"/>
         </w:numPr>
-        <w:spacing w:before="40" w:after="60" w:line="240" w:lineRule="auto"/>
-        <w:rPr>
-          <w:rFonts w:asciiTheme="minorBidi" w:eastAsia="Times New Roman" w:hAnsiTheme="minorBidi"/>
-          <w:color w:val="3B3B3B"/>
-          <w:sz w:val="20"/>
-          <w:szCs w:val="20"/>
-        </w:rPr>
-      </w:pPr>
-      <w:r>
-        <w:rPr>
-          <w:rFonts w:asciiTheme="minorBidi" w:eastAsia="Times New Roman" w:hAnsiTheme="minorBidi"/>
-          <w:color w:val="3B3B3B"/>
-          <w:sz w:val="20"/>
-          <w:szCs w:val="20"/>
-        </w:rPr>
-        <w:t>Started as the sole application engineer with one senior database developer. As the team grew to </w:t>
-      </w:r>
-      <w:r>
-        <w:rPr>
-          <w:rFonts w:asciiTheme="minorBidi" w:eastAsia="Times New Roman" w:hAnsiTheme="minorBidi"/>
-          <w:b/>
-          <w:bCs/>
-          <w:color w:val="3B3B3B"/>
-          <w:sz w:val="20"/>
-          <w:szCs w:val="20"/>
-        </w:rPr>
-        <w:t>7 engineers</w:t>
-      </w:r>
-      <w:r>
-        <w:rPr>
-          <w:rFonts w:asciiTheme="minorBidi" w:eastAsia="Times New Roman" w:hAnsiTheme="minorBidi"/>
-          <w:color w:val="3B3B3B"/>
-          <w:sz w:val="20"/>
-          <w:szCs w:val="20"/>
-        </w:rPr>
-        <w:t>, I led and coached developers, and now work alongside other lead engineers.</w:t>
+        <w:spacing w:before="80" w:after="40" w:line="240" w:lineRule="auto"/>
+        <w:outlineLvl w:val="2"/>
+        <w:rPr>
+          <w:rFonts w:ascii="Arial" w:hAnsi="Arial" w:cs="Arial"/>
+          <w:sz w:val="20"/>
+          <w:szCs w:val="20"/>
+        </w:rPr>
+      </w:pPr>
+      <w:r>
+        <w:rPr>
+          <w:rFonts w:ascii="Arial" w:hAnsi="Arial" w:cs="Arial"/>
+          <w:sz w:val="20"/>
+          <w:szCs w:val="20"/>
+        </w:rPr>
+        <w:t xml:space="preserve">Lead and mentor for web team growth from 2 fi 7 engineers; conduct code reviews, onboarding, and cross-team architecture sessions. </w:t>
       </w:r>
     </w:p>
     <w:p>
       <w:pPr>
+        <w:pStyle w:val="ListParagraph"/>
         <w:numPr>
           <w:ilvl w:val="0"/>
-          <w:numId w:val="4"/>
+          <w:numId w:val="13"/>
         </w:numPr>
-        <w:spacing w:before="100" w:beforeAutospacing="1" w:after="60" w:line="240" w:lineRule="auto"/>
-        <w:rPr>
-          <w:rFonts w:asciiTheme="minorBidi" w:eastAsia="Times New Roman" w:hAnsiTheme="minorBidi"/>
-          <w:color w:val="3B3B3B"/>
-          <w:sz w:val="20"/>
-          <w:szCs w:val="20"/>
-        </w:rPr>
-      </w:pPr>
-      <w:r>
-        <w:rPr>
-          <w:rFonts w:asciiTheme="minorBidi" w:eastAsia="Times New Roman" w:hAnsiTheme="minorBidi"/>
-          <w:color w:val="3B3B3B"/>
-          <w:sz w:val="20"/>
-          <w:szCs w:val="20"/>
-        </w:rPr>
-        <w:t>Rebuilt the legacy POS as a cross-platform </w:t>
-      </w:r>
-      <w:r>
-        <w:rPr>
-          <w:rFonts w:asciiTheme="minorBidi" w:eastAsia="Times New Roman" w:hAnsiTheme="minorBidi"/>
-          <w:b/>
-          <w:bCs/>
-          <w:color w:val="3B3B3B"/>
-          <w:sz w:val="20"/>
-          <w:szCs w:val="20"/>
-        </w:rPr>
-        <w:t>Flutter + SQLite</w:t>
-      </w:r>
-      <w:r>
-        <w:rPr>
-          <w:rFonts w:asciiTheme="minorBidi" w:eastAsia="Times New Roman" w:hAnsiTheme="minorBidi"/>
-          <w:color w:val="3B3B3B"/>
-          <w:sz w:val="20"/>
-          <w:szCs w:val="20"/>
-        </w:rPr>
-        <w:t> application with local-first data, integrated with the core ERP through a REST API I designed and maintain.</w:t>
+        <w:spacing w:before="80" w:after="40" w:line="240" w:lineRule="auto"/>
+        <w:outlineLvl w:val="2"/>
+        <w:rPr>
+          <w:rFonts w:ascii="Arial" w:hAnsi="Arial" w:cs="Arial"/>
+          <w:sz w:val="20"/>
+          <w:szCs w:val="20"/>
+        </w:rPr>
+      </w:pPr>
+      <w:r>
+        <w:rPr>
+          <w:rFonts w:ascii="Arial" w:hAnsi="Arial" w:cs="Arial"/>
+          <w:sz w:val="20"/>
+          <w:szCs w:val="20"/>
+        </w:rPr>
+        <w:t xml:space="preserve">Built ERP frontends with </w:t>
+      </w:r>
+      <w:r>
+        <w:rPr>
+          <w:rFonts w:ascii="Arial" w:hAnsi="Arial" w:cs="Arial"/>
+          <w:b/>
+          <w:bCs/>
+          <w:sz w:val="20"/>
+          <w:szCs w:val="20"/>
+        </w:rPr>
+        <w:t>React + TanStack Query + React Testing Library</w:t>
+      </w:r>
+      <w:r>
+        <w:rPr>
+          <w:rFonts w:ascii="Arial" w:hAnsi="Arial" w:cs="Arial"/>
+          <w:sz w:val="20"/>
+          <w:szCs w:val="20"/>
+        </w:rPr>
+        <w:t xml:space="preserve">; using </w:t>
+      </w:r>
+      <w:r>
+        <w:rPr>
+          <w:rFonts w:ascii="Arial" w:hAnsi="Arial" w:cs="Arial"/>
+          <w:b/>
+          <w:bCs/>
+          <w:sz w:val="20"/>
+          <w:szCs w:val="20"/>
+        </w:rPr>
+        <w:t xml:space="preserve">Cursor IDE / AI-assisted development </w:t>
+      </w:r>
+      <w:r>
+        <w:rPr>
+          <w:rFonts w:ascii="Arial" w:hAnsi="Arial" w:cs="Arial"/>
+          <w:sz w:val="20"/>
+          <w:szCs w:val="20"/>
+        </w:rPr>
+        <w:t xml:space="preserve">to accelerate delivery. </w:t>
       </w:r>
     </w:p>
     <w:p>
       <w:pPr>
+        <w:pStyle w:val="ListParagraph"/>
         <w:numPr>
           <w:ilvl w:val="0"/>
-          <w:numId w:val="4"/>
+          <w:numId w:val="13"/>
         </w:numPr>
-        <w:spacing w:before="100" w:beforeAutospacing="1" w:after="60" w:line="240" w:lineRule="auto"/>
-        <w:rPr>
-          <w:rFonts w:asciiTheme="minorBidi" w:eastAsia="Times New Roman" w:hAnsiTheme="minorBidi"/>
-          <w:color w:val="3B3B3B"/>
-          <w:sz w:val="20"/>
-          <w:szCs w:val="20"/>
-        </w:rPr>
-      </w:pPr>
-      <w:r>
-        <w:t>Ended silent truncation of large invoices in the shared sales/orders/purchases form (10,000+ fields posted per document) by moving to a single JSON payload instead of raising PHP's input limit.</w:t>
+        <w:spacing w:before="80" w:after="40" w:line="240" w:lineRule="auto"/>
+        <w:outlineLvl w:val="2"/>
+        <w:rPr>
+          <w:rFonts w:ascii="Arial" w:hAnsi="Arial" w:cs="Arial"/>
+          <w:sz w:val="20"/>
+          <w:szCs w:val="20"/>
+        </w:rPr>
+      </w:pPr>
+      <w:r>
+        <w:rPr>
+          <w:rFonts w:ascii="Arial" w:hAnsi="Arial" w:cs="Arial"/>
+          <w:sz w:val="20"/>
+          <w:szCs w:val="20"/>
+        </w:rPr>
+        <w:t xml:space="preserve">Rebuilt POS as </w:t>
+      </w:r>
+      <w:r>
+        <w:rPr>
+          <w:rFonts w:ascii="Arial" w:hAnsi="Arial" w:cs="Arial"/>
+          <w:b/>
+          <w:bCs/>
+          <w:sz w:val="20"/>
+          <w:szCs w:val="20"/>
+        </w:rPr>
+        <w:t>offline-first, local-first Flutter</w:t>
+      </w:r>
+      <w:r>
+        <w:rPr>
+          <w:rFonts w:ascii="Arial" w:hAnsi="Arial" w:cs="Arial"/>
+          <w:sz w:val="20"/>
+          <w:szCs w:val="20"/>
+        </w:rPr>
+        <w:t xml:space="preserve"> + </w:t>
+      </w:r>
+      <w:r>
+        <w:rPr>
+          <w:rFonts w:ascii="Arial" w:hAnsi="Arial" w:cs="Arial"/>
+          <w:b/>
+          <w:bCs/>
+          <w:sz w:val="20"/>
+          <w:szCs w:val="20"/>
+        </w:rPr>
+        <w:t>SQLite</w:t>
+      </w:r>
+      <w:r>
+        <w:rPr>
+          <w:rFonts w:ascii="Arial" w:hAnsi="Arial" w:cs="Arial"/>
+          <w:sz w:val="20"/>
+          <w:szCs w:val="20"/>
+        </w:rPr>
+        <w:t xml:space="preserve"> </w:t>
+      </w:r>
+      <w:r>
+        <w:rPr>
+          <w:rFonts w:ascii="Arial" w:hAnsi="Arial" w:cs="Arial"/>
+          <w:sz w:val="20"/>
+          <w:szCs w:val="20"/>
+        </w:rPr>
+        <w:t>modern desktop</w:t>
+      </w:r>
+      <w:r>
+        <w:rPr>
+          <w:rFonts w:ascii="Arial" w:hAnsi="Arial" w:cs="Arial"/>
+          <w:sz w:val="20"/>
+          <w:szCs w:val="20"/>
+        </w:rPr>
+        <w:t xml:space="preserve"> app, syncing offline sales to ERP via REST API I designed and maintain.</w:t>
       </w:r>
     </w:p>
     <w:p>
       <w:pPr>
+        <w:pStyle w:val="ListParagraph"/>
         <w:numPr>
           <w:ilvl w:val="0"/>
-          <w:numId w:val="4"/>
+          <w:numId w:val="13"/>
         </w:numPr>
-        <w:spacing w:before="100" w:beforeAutospacing="1" w:after="60" w:line="240" w:lineRule="auto"/>
-        <w:rPr>
-          <w:rFonts w:asciiTheme="minorBidi" w:eastAsia="Times New Roman" w:hAnsiTheme="minorBidi"/>
-          <w:color w:val="3B3B3B"/>
-          <w:sz w:val="20"/>
-          <w:szCs w:val="20"/>
-        </w:rPr>
-      </w:pPr>
-      <w:r>
-        <w:rPr>
-          <w:rFonts w:asciiTheme="minorBidi" w:eastAsia="Times New Roman" w:hAnsiTheme="minorBidi"/>
-          <w:color w:val="3B3B3B"/>
-          <w:sz w:val="20"/>
-          <w:szCs w:val="20"/>
-        </w:rPr>
-        <w:t>Identified missing </w:t>
-      </w:r>
-      <w:r>
-        <w:rPr>
-          <w:rFonts w:asciiTheme="minorBidi" w:eastAsia="Times New Roman" w:hAnsiTheme="minorBidi"/>
-          <w:b/>
-          <w:bCs/>
-          <w:color w:val="3B3B3B"/>
-          <w:sz w:val="20"/>
-          <w:szCs w:val="20"/>
-        </w:rPr>
-        <w:t>commit/rollback</w:t>
-      </w:r>
-      <w:r>
-        <w:rPr>
-          <w:rFonts w:asciiTheme="minorBidi" w:eastAsia="Times New Roman" w:hAnsiTheme="minorBidi"/>
-          <w:color w:val="3B3B3B"/>
-          <w:sz w:val="20"/>
-          <w:szCs w:val="20"/>
-        </w:rPr>
-        <w:t> on multi-step document saves (e.g. invoice → inventory → accounting). Raised it with leadership and aligned the team on wrapping those flows in database transactions, and on surfacing failures instead of swallowing them.</w:t>
+        <w:spacing w:before="80" w:after="40" w:line="240" w:lineRule="auto"/>
+        <w:outlineLvl w:val="2"/>
+        <w:rPr>
+          <w:rFonts w:ascii="Arial" w:hAnsi="Arial" w:cs="Arial"/>
+          <w:sz w:val="20"/>
+          <w:szCs w:val="20"/>
+        </w:rPr>
+      </w:pPr>
+      <w:r>
+        <w:rPr>
+          <w:rFonts w:ascii="Arial" w:hAnsi="Arial" w:cs="Arial"/>
+          <w:sz w:val="20"/>
+          <w:szCs w:val="20"/>
+        </w:rPr>
+        <w:t xml:space="preserve">Fixed </w:t>
+      </w:r>
+      <w:r>
+        <w:rPr>
+          <w:rFonts w:ascii="Arial" w:hAnsi="Arial" w:cs="Arial"/>
+          <w:b/>
+          <w:bCs/>
+          <w:sz w:val="20"/>
+          <w:szCs w:val="20"/>
+        </w:rPr>
+        <w:t>silent</w:t>
+      </w:r>
+      <w:r>
+        <w:rPr>
+          <w:rFonts w:ascii="Arial" w:hAnsi="Arial" w:cs="Arial"/>
+          <w:sz w:val="20"/>
+          <w:szCs w:val="20"/>
+        </w:rPr>
+        <w:t xml:space="preserve"> truncation of large invoices </w:t>
+      </w:r>
+      <w:r>
+        <w:rPr>
+          <w:rFonts w:ascii="Arial" w:hAnsi="Arial" w:cs="Arial"/>
+          <w:b/>
+          <w:bCs/>
+          <w:sz w:val="20"/>
+          <w:szCs w:val="20"/>
+        </w:rPr>
+        <w:t xml:space="preserve">(10,000+ fields) </w:t>
+      </w:r>
+      <w:r>
+        <w:rPr>
+          <w:rFonts w:ascii="Arial" w:hAnsi="Arial" w:cs="Arial"/>
+          <w:sz w:val="20"/>
+          <w:szCs w:val="20"/>
+        </w:rPr>
+        <w:t xml:space="preserve">by switching from form-data to single JSON payload. </w:t>
       </w:r>
     </w:p>
     <w:p>
       <w:pPr>
+        <w:pStyle w:val="ListParagraph"/>
         <w:numPr>
           <w:ilvl w:val="0"/>
-          <w:numId w:val="4"/>
+          <w:numId w:val="13"/>
         </w:numPr>
-        <w:spacing w:before="100" w:beforeAutospacing="1" w:after="60" w:line="240" w:lineRule="auto"/>
-        <w:rPr>
-          <w:rFonts w:asciiTheme="minorBidi" w:eastAsia="Times New Roman" w:hAnsiTheme="minorBidi"/>
-          <w:color w:val="3B3B3B"/>
-          <w:sz w:val="20"/>
-          <w:szCs w:val="20"/>
-        </w:rPr>
-      </w:pPr>
-      <w:r>
-        <w:rPr>
-          <w:rFonts w:asciiTheme="minorBidi" w:eastAsia="Times New Roman" w:hAnsiTheme="minorBidi"/>
-          <w:color w:val="3B3B3B"/>
-          <w:sz w:val="20"/>
-          <w:szCs w:val="20"/>
-        </w:rPr>
-        <w:t>Traced a </w:t>
-      </w:r>
-      <w:r>
-        <w:rPr>
-          <w:rFonts w:asciiTheme="minorBidi" w:eastAsia="Times New Roman" w:hAnsiTheme="minorBidi"/>
-          <w:b/>
-          <w:bCs/>
-          <w:color w:val="3B3B3B"/>
-          <w:sz w:val="20"/>
-          <w:szCs w:val="20"/>
-        </w:rPr>
-        <w:t>2+ minute</w:t>
-      </w:r>
-      <w:r>
-        <w:rPr>
-          <w:rFonts w:asciiTheme="minorBidi" w:eastAsia="Times New Roman" w:hAnsiTheme="minorBidi"/>
-          <w:color w:val="3B3B3B"/>
-          <w:sz w:val="20"/>
-          <w:szCs w:val="20"/>
-        </w:rPr>
-        <w:t> invoice save the database developer could not isolate to a nested function inside a </w:t>
-      </w:r>
-      <w:r>
-        <w:rPr>
-          <w:rFonts w:asciiTheme="minorBidi" w:eastAsia="Times New Roman" w:hAnsiTheme="minorBidi"/>
-          <w:b/>
-          <w:bCs/>
-          <w:color w:val="3B3B3B"/>
-          <w:sz w:val="20"/>
-          <w:szCs w:val="20"/>
-        </w:rPr>
-        <w:t>BEFORE INSERT</w:t>
-      </w:r>
-      <w:r>
-        <w:rPr>
-          <w:rFonts w:asciiTheme="minorBidi" w:eastAsia="Times New Roman" w:hAnsiTheme="minorBidi"/>
-          <w:color w:val="3B3B3B"/>
-          <w:sz w:val="20"/>
-          <w:szCs w:val="20"/>
-        </w:rPr>
-        <w:t> trigger; save time dropped to </w:t>
-      </w:r>
-      <w:r>
-        <w:rPr>
-          <w:rFonts w:asciiTheme="minorBidi" w:eastAsia="Times New Roman" w:hAnsiTheme="minorBidi"/>
-          <w:b/>
-          <w:bCs/>
-          <w:color w:val="3B3B3B"/>
-          <w:sz w:val="20"/>
-          <w:szCs w:val="20"/>
-        </w:rPr>
-        <w:t>3 seconds or less</w:t>
-      </w:r>
-      <w:r>
-        <w:rPr>
-          <w:rFonts w:asciiTheme="minorBidi" w:eastAsia="Times New Roman" w:hAnsiTheme="minorBidi"/>
-          <w:color w:val="3B3B3B"/>
-          <w:sz w:val="20"/>
-          <w:szCs w:val="20"/>
-        </w:rPr>
-        <w:t>.</w:t>
-      </w:r>
-      <w:bookmarkStart w:id="1" w:name="_GoBack"/>
-      <w:bookmarkEnd w:id="1"/>
+        <w:spacing w:before="80" w:after="40" w:line="240" w:lineRule="auto"/>
+        <w:outlineLvl w:val="2"/>
+        <w:rPr>
+          <w:rFonts w:ascii="Arial" w:hAnsi="Arial" w:cs="Arial"/>
+          <w:sz w:val="20"/>
+          <w:szCs w:val="20"/>
+        </w:rPr>
+      </w:pPr>
+      <w:r>
+        <w:rPr>
+          <w:rFonts w:ascii="Arial" w:hAnsi="Arial" w:cs="Arial"/>
+          <w:sz w:val="20"/>
+          <w:szCs w:val="20"/>
+        </w:rPr>
+        <w:t xml:space="preserve">Eliminated missing inventory/accounting records by introducing </w:t>
+      </w:r>
+      <w:r>
+        <w:rPr>
+          <w:rFonts w:ascii="Arial" w:hAnsi="Arial" w:cs="Arial"/>
+          <w:b/>
+          <w:bCs/>
+          <w:sz w:val="20"/>
+          <w:szCs w:val="20"/>
+        </w:rPr>
+        <w:t>atomic database transactions</w:t>
+      </w:r>
+      <w:r>
+        <w:rPr>
+          <w:rFonts w:ascii="Arial" w:hAnsi="Arial" w:cs="Arial"/>
+          <w:sz w:val="20"/>
+          <w:szCs w:val="20"/>
+        </w:rPr>
+        <w:t xml:space="preserve"> for invoice =&gt; inventory =&gt;</w:t>
+      </w:r>
+      <w:r>
+        <w:rPr>
+          <w:rFonts w:ascii="Arial" w:hAnsi="Arial" w:cs="Arial"/>
+          <w:sz w:val="20"/>
+          <w:szCs w:val="20"/>
+        </w:rPr>
+        <w:t xml:space="preserve"> accounting flows. </w:t>
+      </w:r>
     </w:p>
     <w:p>
       <w:pPr>
+        <w:pStyle w:val="ListParagraph"/>
         <w:numPr>
           <w:ilvl w:val="0"/>
-          <w:numId w:val="4"/>
+          <w:numId w:val="13"/>
         </w:numPr>
-        <w:spacing w:before="100" w:beforeAutospacing="1" w:after="120" w:line="240" w:lineRule="auto"/>
-        <w:rPr>
-          <w:rFonts w:asciiTheme="minorBidi" w:eastAsia="Times New Roman" w:hAnsiTheme="minorBidi"/>
-          <w:color w:val="3B3B3B"/>
-          <w:sz w:val="20"/>
-          <w:szCs w:val="20"/>
-        </w:rPr>
-      </w:pPr>
-      <w:r>
-        <w:rPr>
-          <w:rFonts w:asciiTheme="minorBidi" w:eastAsia="Times New Roman" w:hAnsiTheme="minorBidi"/>
-          <w:color w:val="3B3B3B"/>
-          <w:sz w:val="20"/>
-          <w:szCs w:val="20"/>
-        </w:rPr>
-        <w:t>Extended </w:t>
-      </w:r>
-      <w:r>
-        <w:rPr>
-          <w:rFonts w:asciiTheme="minorBidi" w:eastAsia="Times New Roman" w:hAnsiTheme="minorBidi"/>
-          <w:b/>
-          <w:bCs/>
-          <w:color w:val="3B3B3B"/>
-          <w:sz w:val="20"/>
-          <w:szCs w:val="20"/>
-        </w:rPr>
-        <w:t>core</w:t>
-      </w:r>
-      <w:r>
-        <w:rPr>
-          <w:rFonts w:asciiTheme="minorBidi" w:eastAsia="Times New Roman" w:hAnsiTheme="minorBidi"/>
-          <w:color w:val="3B3B3B"/>
-          <w:sz w:val="20"/>
-          <w:szCs w:val="20"/>
-        </w:rPr>
-        <w:t> logging</w:t>
-      </w:r>
-      <w:r>
-        <w:rPr>
-          <w:rFonts w:asciiTheme="minorBidi" w:eastAsia="Times New Roman" w:hAnsiTheme="minorBidi"/>
-          <w:color w:val="3B3B3B"/>
-          <w:sz w:val="20"/>
-          <w:szCs w:val="20"/>
-        </w:rPr>
-        <w:t xml:space="preserve"> module</w:t>
-      </w:r>
-      <w:r>
-        <w:rPr>
-          <w:rFonts w:asciiTheme="minorBidi" w:eastAsia="Times New Roman" w:hAnsiTheme="minorBidi"/>
-          <w:color w:val="3B3B3B"/>
-          <w:sz w:val="20"/>
-          <w:szCs w:val="20"/>
-        </w:rPr>
-        <w:t xml:space="preserve"> so production errors include tenant, logged-in user, originating SQL, and a full stack trace - cutting diagnosis time on a large codebase of pages, procedures, functions, and triggers. Logs are viewed in </w:t>
-      </w:r>
-      <w:r>
-        <w:rPr>
-          <w:rFonts w:asciiTheme="minorBidi" w:eastAsia="Times New Roman" w:hAnsiTheme="minorBidi"/>
-          <w:b/>
-          <w:bCs/>
-          <w:color w:val="3B3B3B"/>
-          <w:sz w:val="20"/>
-          <w:szCs w:val="20"/>
-        </w:rPr>
-        <w:t>AWS CloudWatch</w:t>
-      </w:r>
-      <w:r>
-        <w:rPr>
-          <w:rFonts w:asciiTheme="minorBidi" w:eastAsia="Times New Roman" w:hAnsiTheme="minorBidi"/>
-          <w:color w:val="3B3B3B"/>
-          <w:sz w:val="20"/>
-          <w:szCs w:val="20"/>
-        </w:rPr>
-        <w:t> (pipeline owned by DevOps).</w:t>
+        <w:spacing w:before="80" w:after="40" w:line="240" w:lineRule="auto"/>
+        <w:outlineLvl w:val="2"/>
+        <w:rPr>
+          <w:rFonts w:ascii="Arial" w:hAnsi="Arial" w:cs="Arial"/>
+          <w:sz w:val="20"/>
+          <w:szCs w:val="20"/>
+        </w:rPr>
+      </w:pPr>
+      <w:r>
+        <w:rPr>
+          <w:rFonts w:ascii="Arial" w:hAnsi="Arial" w:cs="Arial"/>
+          <w:sz w:val="20"/>
+          <w:szCs w:val="20"/>
+        </w:rPr>
+        <w:t>Optimized large</w:t>
+      </w:r>
+      <w:r>
+        <w:rPr>
+          <w:rFonts w:ascii="Arial" w:hAnsi="Arial" w:cs="Arial"/>
+          <w:sz w:val="20"/>
+          <w:szCs w:val="20"/>
+        </w:rPr>
+        <w:t xml:space="preserve"> invoice save from </w:t>
+      </w:r>
+      <w:r>
+        <w:rPr>
+          <w:rFonts w:ascii="Arial" w:hAnsi="Arial" w:cs="Arial"/>
+          <w:b/>
+          <w:bCs/>
+          <w:sz w:val="20"/>
+          <w:szCs w:val="20"/>
+        </w:rPr>
+        <w:t xml:space="preserve">2+ minutes </w:t>
+      </w:r>
+      <w:r>
+        <w:rPr>
+          <w:rFonts w:ascii="Arial" w:hAnsi="Arial" w:cs="Arial"/>
+          <w:b/>
+          <w:bCs/>
+          <w:sz w:val="20"/>
+          <w:szCs w:val="20"/>
+        </w:rPr>
+        <w:t xml:space="preserve">=&gt; </w:t>
+      </w:r>
+      <w:r>
+        <w:rPr>
+          <w:rFonts w:ascii="Arial" w:hAnsi="Arial" w:cs="Arial"/>
+          <w:b/>
+          <w:bCs/>
+          <w:sz w:val="20"/>
+          <w:szCs w:val="20"/>
+        </w:rPr>
+        <w:t xml:space="preserve">3 seconds </w:t>
+      </w:r>
+      <w:r>
+        <w:rPr>
+          <w:rFonts w:ascii="Arial" w:hAnsi="Arial" w:cs="Arial"/>
+          <w:sz w:val="20"/>
+          <w:szCs w:val="20"/>
+        </w:rPr>
+        <w:t>by refactoring nested DB logic and adding indexes.</w:t>
       </w:r>
     </w:p>
     <w:p>
       <w:pPr>
-        <w:spacing w:before="240" w:after="0" w:line="240" w:lineRule="auto"/>
+        <w:pStyle w:val="ListParagraph"/>
+        <w:numPr>
+          <w:ilvl w:val="0"/>
+          <w:numId w:val="13"/>
+        </w:numPr>
+        <w:spacing w:before="80" w:after="40" w:line="240" w:lineRule="auto"/>
         <w:outlineLvl w:val="2"/>
         <w:rPr>
-          <w:rFonts w:asciiTheme="minorBidi" w:eastAsia="Times New Roman" w:hAnsiTheme="minorBidi"/>
-          <w:b/>
-          <w:bCs/>
-          <w:color w:val="3B3B3B"/>
-          <w:sz w:val="20"/>
-          <w:szCs w:val="20"/>
-        </w:rPr>
-      </w:pPr>
-      <w:r>
-        <w:rPr>
-          <w:rFonts w:asciiTheme="minorBidi" w:eastAsia="Times New Roman" w:hAnsiTheme="minorBidi"/>
-          <w:b/>
-          <w:bCs/>
-          <w:color w:val="3B3B3B"/>
-          <w:sz w:val="20"/>
-          <w:szCs w:val="20"/>
-        </w:rPr>
-        <w:t>Software Developer - Al-Kaff</w:t>
-      </w:r>
-      <w:r>
-        <w:rPr>
-          <w:rFonts w:asciiTheme="minorBidi" w:eastAsia="Times New Roman" w:hAnsiTheme="minorBidi"/>
-          <w:b/>
-          <w:bCs/>
-          <w:color w:val="3B3B3B"/>
-          <w:sz w:val="20"/>
-          <w:szCs w:val="20"/>
-        </w:rPr>
-        <w:t xml:space="preserve"> For Computer (full time</w:t>
-      </w:r>
-      <w:r>
-        <w:rPr>
-          <w:rFonts w:asciiTheme="minorBidi" w:eastAsia="Times New Roman" w:hAnsiTheme="minorBidi"/>
-          <w:b/>
-          <w:bCs/>
-          <w:color w:val="3B3B3B"/>
-          <w:sz w:val="20"/>
-          <w:szCs w:val="20"/>
-        </w:rPr>
-        <w:t>)</w:t>
+          <w:rFonts w:ascii="Arial" w:hAnsi="Arial" w:cs="Arial"/>
+          <w:sz w:val="20"/>
+          <w:szCs w:val="20"/>
+        </w:rPr>
+      </w:pPr>
+      <w:r>
+        <w:rPr>
+          <w:rFonts w:ascii="Arial" w:hAnsi="Arial" w:cs="Arial"/>
+          <w:sz w:val="20"/>
+          <w:szCs w:val="20"/>
+        </w:rPr>
+        <w:t>Added tenant / user / SQL query / full stack trace logging to AWS CloudWatch, reducing root-cause analysis from hours to minutes.</w:t>
       </w:r>
     </w:p>
     <w:p>
       <w:pPr>
-        <w:spacing w:before="120" w:after="0" w:line="240" w:lineRule="auto"/>
-        <w:rPr>
-          <w:rFonts w:asciiTheme="minorBidi" w:eastAsia="Times New Roman" w:hAnsiTheme="minorBidi"/>
-          <w:color w:val="3B3B3B"/>
-          <w:sz w:val="20"/>
-          <w:szCs w:val="20"/>
-        </w:rPr>
-      </w:pPr>
-      <w:r>
-        <w:rPr>
-          <w:rFonts w:asciiTheme="minorBidi" w:eastAsia="Times New Roman" w:hAnsiTheme="minorBidi"/>
+        <w:spacing w:before="80" w:after="120" w:line="240" w:lineRule="auto"/>
+        <w:outlineLvl w:val="2"/>
+        <w:rPr>
+          <w:rFonts w:ascii="Arial" w:eastAsia="Times New Roman" w:hAnsi="Arial" w:cs="Arial"/>
           <w:i/>
           <w:iCs/>
           <w:color w:val="3B3B3B"/>
           <w:sz w:val="20"/>
           <w:szCs w:val="20"/>
         </w:rPr>
-        <w:t>Riyadh</w:t>
-      </w:r>
-      <w:r>
-        <w:rPr>
-          <w:rFonts w:asciiTheme="minorBidi" w:eastAsia="Times New Roman" w:hAnsiTheme="minorBidi"/>
+      </w:pPr>
+      <w:r>
+        <w:rPr>
+          <w:rFonts w:ascii="Arial" w:eastAsia="Times New Roman" w:hAnsi="Arial" w:cs="Arial"/>
+          <w:b/>
+          <w:bCs/>
+          <w:color w:val="3B3B3B"/>
+          <w:sz w:val="20"/>
+          <w:szCs w:val="20"/>
+        </w:rPr>
+        <w:t xml:space="preserve">Software Developer - </w:t>
+      </w:r>
+      <w:r>
+        <w:rPr>
+          <w:rFonts w:ascii="Arial" w:hAnsi="Arial" w:cs="Arial"/>
+        </w:rPr>
+        <w:t xml:space="preserve">Al-Kaff Trading Company (Al-Kaff </w:t>
+      </w:r>
+      <w:r>
+        <w:rPr>
+          <w:rFonts w:ascii="Arial" w:hAnsi="Arial" w:cs="Arial"/>
+        </w:rPr>
+        <w:t xml:space="preserve">Systems)  </w:t>
+      </w:r>
+      <w:r>
+        <w:rPr>
+          <w:rFonts w:ascii="Arial" w:hAnsi="Arial" w:cs="Arial"/>
+        </w:rPr>
+        <w:t xml:space="preserve">  </w:t>
+      </w:r>
+      <w:r>
+        <w:rPr>
+          <w:rFonts w:ascii="Arial" w:eastAsia="Times New Roman" w:hAnsi="Arial" w:cs="Arial"/>
           <w:i/>
           <w:iCs/>
           <w:color w:val="3B3B3B"/>
           <w:sz w:val="20"/>
           <w:szCs w:val="20"/>
         </w:rPr>
-        <w:t xml:space="preserve">, </w:t>
-      </w:r>
-      <w:r>
-        <w:rPr>
-          <w:rFonts w:asciiTheme="minorBidi" w:eastAsia="Times New Roman" w:hAnsiTheme="minorBidi"/>
+        <w:t>Riyadh</w:t>
+      </w:r>
+      <w:r>
+        <w:rPr>
+          <w:rFonts w:ascii="Arial" w:eastAsia="Times New Roman" w:hAnsi="Arial" w:cs="Arial"/>
           <w:i/>
           <w:iCs/>
           <w:color w:val="3B3B3B"/>
           <w:sz w:val="20"/>
           <w:szCs w:val="20"/>
         </w:rPr>
-        <w:t xml:space="preserve">Saudi Arabia </w:t>
-      </w:r>
-      <w:r>
-        <w:rPr>
-          <w:rFonts w:asciiTheme="minorBidi" w:eastAsia="Times New Roman" w:hAnsiTheme="minorBidi"/>
+        <w:t xml:space="preserve">, </w:t>
+      </w:r>
+      <w:r>
+        <w:rPr>
+          <w:rFonts w:ascii="Arial" w:eastAsia="Times New Roman" w:hAnsi="Arial" w:cs="Arial"/>
           <w:i/>
           <w:iCs/>
           <w:color w:val="3B3B3B"/>
           <w:sz w:val="20"/>
           <w:szCs w:val="20"/>
         </w:rPr>
-        <w:t xml:space="preserve">| </w:t>
-      </w:r>
-      <w:r>
-        <w:rPr>
-          <w:rFonts w:asciiTheme="minorBidi" w:eastAsia="Times New Roman" w:hAnsiTheme="minorBidi"/>
+        <w:t xml:space="preserve">Saudi Arabia </w:t>
+      </w:r>
+      <w:r>
+        <w:rPr>
+          <w:rFonts w:ascii="Arial" w:eastAsia="Times New Roman" w:hAnsi="Arial" w:cs="Arial"/>
           <w:i/>
           <w:iCs/>
           <w:color w:val="3B3B3B"/>
           <w:sz w:val="20"/>
           <w:szCs w:val="20"/>
         </w:rPr>
+        <w:t xml:space="preserve">| </w:t>
+      </w:r>
+      <w:r>
+        <w:rPr>
+          <w:rFonts w:ascii="Arial" w:eastAsia="Times New Roman" w:hAnsi="Arial" w:cs="Arial"/>
+          <w:i/>
+          <w:iCs/>
+          <w:color w:val="3B3B3B"/>
+          <w:sz w:val="20"/>
+          <w:szCs w:val="20"/>
+        </w:rPr>
         <w:t xml:space="preserve">Mar 2013 – </w:t>
       </w:r>
       <w:r>
         <w:rPr>
-          <w:rFonts w:asciiTheme="minorBidi" w:eastAsia="Times New Roman" w:hAnsiTheme="minorBidi"/>
+          <w:rFonts w:ascii="Arial" w:eastAsia="Times New Roman" w:hAnsi="Arial" w:cs="Arial"/>
           <w:i/>
           <w:iCs/>
           <w:color w:val="3B3B3B"/>
@@ -848,22 +975,24 @@
           <w:ilvl w:val="0"/>
           <w:numId w:val="5"/>
         </w:numPr>
-        <w:spacing w:before="120" w:after="0" w:line="240" w:lineRule="auto"/>
-        <w:rPr>
-          <w:rFonts w:asciiTheme="minorBidi" w:eastAsia="Times New Roman" w:hAnsiTheme="minorBidi"/>
-          <w:color w:val="3B3B3B"/>
-          <w:sz w:val="20"/>
-          <w:szCs w:val="20"/>
-        </w:rPr>
-      </w:pPr>
-      <w:r>
-        <w:rPr>
-          <w:rFonts w:asciiTheme="minorBidi" w:eastAsia="Times New Roman" w:hAnsiTheme="minorBidi"/>
-          <w:color w:val="3B3B3B"/>
-          <w:sz w:val="20"/>
-          <w:szCs w:val="20"/>
-        </w:rPr>
-        <w:t>Rewrote the legacy payroll-submission web app from scratch on a current PHP version, and maintained other internal applications.</w:t>
+        <w:spacing w:after="40" w:line="240" w:lineRule="auto"/>
+        <w:rPr>
+          <w:rFonts w:ascii="Arial" w:eastAsia="Times New Roman" w:hAnsi="Arial" w:cs="Arial"/>
+          <w:sz w:val="20"/>
+          <w:szCs w:val="20"/>
+        </w:rPr>
+      </w:pPr>
+      <w:r>
+        <w:t>Owned full-stac</w:t>
+      </w:r>
+      <w:r>
+        <w:t>k development of legacy payroll</w:t>
+      </w:r>
+      <w:r>
+        <w:t xml:space="preserve"> SaaS serving 400 co</w:t>
+      </w:r>
+      <w:r>
+        <w:t>mpanies (2,000+ employees each).</w:t>
       </w:r>
     </w:p>
     <w:p>
@@ -872,62 +1001,15 @@
           <w:ilvl w:val="0"/>
           <w:numId w:val="5"/>
         </w:numPr>
-        <w:spacing w:before="100" w:beforeAutospacing="1" w:after="60" w:line="240" w:lineRule="auto"/>
-        <w:rPr>
-          <w:rFonts w:asciiTheme="minorBidi" w:eastAsia="Times New Roman" w:hAnsiTheme="minorBidi"/>
-          <w:color w:val="3B3B3B"/>
-          <w:sz w:val="20"/>
-          <w:szCs w:val="20"/>
-        </w:rPr>
-      </w:pPr>
-      <w:r>
-        <w:rPr>
-          <w:rFonts w:asciiTheme="minorBidi" w:eastAsia="Times New Roman" w:hAnsiTheme="minorBidi"/>
-          <w:color w:val="3B3B3B"/>
-          <w:sz w:val="20"/>
-          <w:szCs w:val="20"/>
-        </w:rPr>
-        <w:t>Moved hosting off a Canada-based private provider onto a </w:t>
-      </w:r>
-      <w:r>
-        <w:rPr>
-          <w:rFonts w:asciiTheme="minorBidi" w:eastAsia="Times New Roman" w:hAnsiTheme="minorBidi"/>
-          <w:b/>
-          <w:bCs/>
-          <w:color w:val="3B3B3B"/>
-          <w:sz w:val="20"/>
-          <w:szCs w:val="20"/>
-        </w:rPr>
-        <w:t>Linode</w:t>
-      </w:r>
-      <w:r>
-        <w:rPr>
-          <w:rFonts w:asciiTheme="minorBidi" w:eastAsia="Times New Roman" w:hAnsiTheme="minorBidi"/>
-          <w:color w:val="3B3B3B"/>
-          <w:sz w:val="20"/>
-          <w:szCs w:val="20"/>
-        </w:rPr>
-        <w:t> Linux server I set up (Apache, MySQL), and led the database migration — cutting hosting from </w:t>
-      </w:r>
-      <w:r>
-        <w:rPr>
-          <w:rFonts w:asciiTheme="minorBidi" w:eastAsia="Times New Roman" w:hAnsiTheme="minorBidi"/>
-          <w:b/>
-          <w:bCs/>
-          <w:color w:val="3B3B3B"/>
-          <w:sz w:val="20"/>
-          <w:szCs w:val="20"/>
-        </w:rPr>
-        <w:t>~$4,000/month to $7.50/month</w:t>
-      </w:r>
-      <w:r>
-        <w:rPr>
-          <w:rFonts w:asciiTheme="minorBidi" w:eastAsia="Times New Roman" w:hAnsiTheme="minorBidi"/>
-          <w:color w:val="3B3B3B"/>
-          <w:sz w:val="20"/>
-          <w:szCs w:val="20"/>
-        </w:rPr>
-        <w:t> including backups.</w:t>
+        <w:spacing w:after="40" w:line="240" w:lineRule="auto"/>
+        <w:rPr>
+          <w:rFonts w:ascii="Arial" w:eastAsia="Times New Roman" w:hAnsi="Arial" w:cs="Arial"/>
+          <w:sz w:val="20"/>
+          <w:szCs w:val="20"/>
+        </w:rPr>
+      </w:pPr>
+      <w:r>
+        <w:t>Automated monthly payroll process and added auto backup; reduced manual ops and data-loss risk.</w:t>
       </w:r>
     </w:p>
     <w:p>
@@ -938,100 +1020,39 @@
         </w:numPr>
         <w:spacing w:after="0" w:line="240" w:lineRule="auto"/>
         <w:rPr>
-          <w:rFonts w:asciiTheme="minorBidi" w:eastAsia="Times New Roman" w:hAnsiTheme="minorBidi"/>
-          <w:color w:val="3B3B3B"/>
-          <w:sz w:val="20"/>
-          <w:szCs w:val="20"/>
-        </w:rPr>
-      </w:pPr>
-      <w:r>
-        <w:rPr>
-          <w:rFonts w:asciiTheme="minorBidi" w:eastAsia="Times New Roman" w:hAnsiTheme="minorBidi"/>
-          <w:color w:val="3B3B3B"/>
-          <w:sz w:val="20"/>
-          <w:szCs w:val="20"/>
-        </w:rPr>
-        <w:t>As the </w:t>
-      </w:r>
-      <w:r>
-        <w:rPr>
-          <w:rFonts w:asciiTheme="minorBidi" w:eastAsia="Times New Roman" w:hAnsiTheme="minorBidi"/>
-          <w:b/>
-          <w:bCs/>
-          <w:color w:val="3B3B3B"/>
-          <w:sz w:val="20"/>
-          <w:szCs w:val="20"/>
-        </w:rPr>
-        <w:t>sole developer</w:t>
-      </w:r>
-      <w:r>
-        <w:rPr>
-          <w:rFonts w:asciiTheme="minorBidi" w:eastAsia="Times New Roman" w:hAnsiTheme="minorBidi"/>
-          <w:color w:val="3B3B3B"/>
-          <w:sz w:val="20"/>
-          <w:szCs w:val="20"/>
-        </w:rPr>
-        <w:t>, built internal web applications automating </w:t>
-      </w:r>
-      <w:r>
-        <w:rPr>
-          <w:rFonts w:asciiTheme="minorBidi" w:eastAsia="Times New Roman" w:hAnsiTheme="minorBidi"/>
-          <w:b/>
-          <w:bCs/>
-          <w:color w:val="3B3B3B"/>
-          <w:sz w:val="20"/>
-          <w:szCs w:val="20"/>
-        </w:rPr>
-        <w:t>monthly payroll processing</w:t>
-      </w:r>
-      <w:r>
-        <w:rPr>
-          <w:rFonts w:asciiTheme="minorBidi" w:eastAsia="Times New Roman" w:hAnsiTheme="minorBidi"/>
-          <w:color w:val="3B3B3B"/>
-          <w:sz w:val="20"/>
-          <w:szCs w:val="20"/>
-        </w:rPr>
-        <w:t> for </w:t>
-      </w:r>
-      <w:r>
-        <w:rPr>
-          <w:rFonts w:asciiTheme="minorBidi" w:eastAsia="Times New Roman" w:hAnsiTheme="minorBidi"/>
-          <w:b/>
-          <w:bCs/>
-          <w:color w:val="3B3B3B"/>
-          <w:sz w:val="20"/>
-          <w:szCs w:val="20"/>
-        </w:rPr>
-        <w:t>400 companies</w:t>
-      </w:r>
-      <w:r>
-        <w:rPr>
-          <w:rFonts w:asciiTheme="minorBidi" w:eastAsia="Times New Roman" w:hAnsiTheme="minorBidi"/>
-          <w:color w:val="3B3B3B"/>
-          <w:sz w:val="20"/>
-          <w:szCs w:val="20"/>
-        </w:rPr>
-        <w:t> (2,000+ employees each) and </w:t>
-      </w:r>
-      <w:r>
-        <w:rPr>
-          <w:rFonts w:asciiTheme="minorBidi" w:eastAsia="Times New Roman" w:hAnsiTheme="minorBidi"/>
-          <w:b/>
-          <w:bCs/>
-          <w:color w:val="3B3B3B"/>
-          <w:sz w:val="20"/>
-          <w:szCs w:val="20"/>
-        </w:rPr>
-        <w:t>secure member ATM card issuance</w:t>
-      </w:r>
-      <w:r>
-        <w:rPr>
-          <w:rFonts w:asciiTheme="minorBidi" w:eastAsia="Times New Roman" w:hAnsiTheme="minorBidi"/>
-          <w:color w:val="3B3B3B"/>
-          <w:sz w:val="20"/>
-          <w:szCs w:val="20"/>
-        </w:rPr>
-        <w:t> and lifecycle operations.</w:t>
+          <w:rFonts w:ascii="Arial" w:eastAsia="Times New Roman" w:hAnsi="Arial" w:cs="Arial"/>
+          <w:sz w:val="20"/>
+          <w:szCs w:val="20"/>
+        </w:rPr>
+      </w:pPr>
+      <w:r>
+        <w:t>Cut payroll</w:t>
+      </w:r>
+      <w:r>
+        <w:t xml:space="preserve"> runtime from </w:t>
+      </w:r>
+      <w:r>
+        <w:rPr>
+          <w:b/>
+          <w:bCs/>
+        </w:rPr>
+        <w:t>10+ min timeout</w:t>
+      </w:r>
+      <w:r>
+        <w:t xml:space="preserve"> =&gt; &lt; </w:t>
+      </w:r>
+      <w:r>
+        <w:rPr>
+          <w:b/>
+          <w:bCs/>
+        </w:rPr>
+        <w:t>5 seconds</w:t>
+      </w:r>
+      <w:r>
+        <w:t xml:space="preserve"> by migrating MyISAM =&gt;</w:t>
+      </w:r>
+      <w:r>
+        <w:t xml:space="preserve"> InnoDB, fixing N+1 queries, and implementing DB transactions.</w:t>
       </w:r>
     </w:p>
     <w:p>
@@ -1040,69 +1061,90 @@
           <w:ilvl w:val="0"/>
           <w:numId w:val="5"/>
         </w:numPr>
-        <w:spacing w:before="100" w:beforeAutospacing="1" w:after="60" w:line="240" w:lineRule="auto"/>
-        <w:rPr>
-          <w:rFonts w:asciiTheme="minorBidi" w:eastAsia="Times New Roman" w:hAnsiTheme="minorBidi"/>
-          <w:sz w:val="20"/>
-          <w:szCs w:val="20"/>
-        </w:rPr>
-      </w:pPr>
-      <w:r>
-        <w:rPr>
-          <w:rFonts w:asciiTheme="minorBidi" w:eastAsia="Times New Roman" w:hAnsiTheme="minorBidi"/>
-          <w:color w:val="3B3B3B"/>
-          <w:sz w:val="20"/>
-          <w:szCs w:val="20"/>
-        </w:rPr>
-        <w:t>Resolved critical performance bottlenecks: migrated </w:t>
-      </w:r>
-      <w:r>
-        <w:rPr>
-          <w:rFonts w:asciiTheme="minorBidi" w:eastAsia="Times New Roman" w:hAnsiTheme="minorBidi"/>
-          <w:b/>
-          <w:bCs/>
-          <w:color w:val="3B3B3B"/>
-          <w:sz w:val="20"/>
-          <w:szCs w:val="20"/>
-        </w:rPr>
-        <w:t>MyISAM → InnoDB</w:t>
-      </w:r>
-      <w:r>
-        <w:rPr>
-          <w:rFonts w:asciiTheme="minorBidi" w:eastAsia="Times New Roman" w:hAnsiTheme="minorBidi"/>
-          <w:color w:val="3B3B3B"/>
-          <w:sz w:val="20"/>
-          <w:szCs w:val="20"/>
-        </w:rPr>
-        <w:t>, redesigned core table structures, eliminated N+1 queries, and refactored business logic cutting payroll processing from </w:t>
-      </w:r>
-      <w:r>
-        <w:rPr>
-          <w:rFonts w:asciiTheme="minorBidi" w:eastAsia="Times New Roman" w:hAnsiTheme="minorBidi"/>
-          <w:b/>
-          <w:bCs/>
-          <w:color w:val="3B3B3B"/>
-          <w:sz w:val="20"/>
-          <w:szCs w:val="20"/>
-        </w:rPr>
-        <w:t>10 minutes with timeouts to 5 seconds or less</w:t>
-      </w:r>
-      <w:r>
-        <w:rPr>
-          <w:rFonts w:asciiTheme="minorBidi" w:eastAsia="Times New Roman" w:hAnsiTheme="minorBidi"/>
-          <w:color w:val="3B3B3B"/>
-          <w:sz w:val="20"/>
-          <w:szCs w:val="20"/>
-        </w:rPr>
-        <w:t>.</w:t>
-      </w:r>
+        <w:spacing w:after="120" w:line="240" w:lineRule="auto"/>
+        <w:rPr>
+          <w:rFonts w:ascii="Arial" w:eastAsia="Times New Roman" w:hAnsi="Arial" w:cs="Arial"/>
+          <w:sz w:val="20"/>
+          <w:szCs w:val="20"/>
+        </w:rPr>
+      </w:pPr>
+      <w:r>
+        <w:t xml:space="preserve">Migrated </w:t>
+      </w:r>
+      <w:r>
+        <w:t>VPS</w:t>
+      </w:r>
+      <w:r>
+        <w:t xml:space="preserve"> to self-managed Linode (Ubuntu + Apache + MySQL), cutting hosting cost from </w:t>
+      </w:r>
+      <w:r>
+        <w:rPr>
+          <w:b/>
+          <w:bCs/>
+        </w:rPr>
+        <w:t>$4,000/</w:t>
+      </w:r>
+      <w:r>
+        <w:rPr>
+          <w:b/>
+          <w:bCs/>
+        </w:rPr>
+        <w:t>Year</w:t>
+      </w:r>
+      <w:r>
+        <w:rPr>
+          <w:b/>
+          <w:bCs/>
+        </w:rPr>
+        <w:t xml:space="preserve"> =&gt; </w:t>
+      </w:r>
+      <w:r>
+        <w:rPr>
+          <w:b/>
+          <w:bCs/>
+        </w:rPr>
+        <w:t>$</w:t>
+      </w:r>
+      <w:r>
+        <w:rPr>
+          <w:b/>
+          <w:bCs/>
+        </w:rPr>
+        <w:t>90/Year</w:t>
+      </w:r>
+      <w:r>
+        <w:rPr>
+          <w:b/>
+          <w:bCs/>
+        </w:rPr>
+        <w:t xml:space="preserve"> </w:t>
+      </w:r>
+      <w:r>
+        <w:rPr>
+          <w:b/>
+          <w:bCs/>
+        </w:rPr>
+        <w:t>(97.75</w:t>
+      </w:r>
+      <w:r>
+        <w:rPr>
+          <w:b/>
+          <w:bCs/>
+        </w:rPr>
+        <w:t xml:space="preserve">% reduction) </w:t>
+      </w:r>
+      <w:r>
+        <w:t>while improving reliability.</w:t>
+      </w:r>
+      <w:bookmarkStart w:id="1" w:name="_GoBack"/>
+      <w:bookmarkEnd w:id="1"/>
     </w:p>
     <w:p>
       <w:pPr>
         <w:spacing w:before="120" w:after="120"/>
         <w:jc w:val="center"/>
         <w:rPr>
-          <w:rFonts w:asciiTheme="minorBidi" w:hAnsiTheme="minorBidi"/>
+          <w:rFonts w:ascii="Arial" w:hAnsi="Arial" w:cs="Arial"/>
           <w:b/>
           <w:bCs/>
           <w:color w:val="0D0D0D" w:themeColor="text1" w:themeTint="F2"/>
@@ -1110,7 +1152,7 @@
       </w:pPr>
       <w:r>
         <w:rPr>
-          <w:rFonts w:asciiTheme="minorBidi" w:hAnsiTheme="minorBidi"/>
+          <w:rFonts w:ascii="Arial" w:hAnsi="Arial" w:cs="Arial"/>
           <w:b/>
           <w:bCs/>
           <w:color w:val="0D0D0D" w:themeColor="text1" w:themeTint="F2"/>
@@ -1122,55 +1164,68 @@
       <w:pPr>
         <w:numPr>
           <w:ilvl w:val="0"/>
-          <w:numId w:val="7"/>
+          <w:numId w:val="9"/>
         </w:numPr>
-        <w:spacing w:before="120" w:after="0" w:line="240" w:lineRule="auto"/>
-        <w:rPr>
-          <w:rFonts w:asciiTheme="minorBidi" w:hAnsiTheme="minorBidi"/>
-          <w:color w:val="3B3B3B"/>
-          <w:sz w:val="20"/>
-          <w:szCs w:val="20"/>
-        </w:rPr>
-      </w:pPr>
-      <w:r>
-        <w:rPr>
-          <w:rStyle w:val="Strong"/>
-          <w:rFonts w:asciiTheme="minorBidi" w:hAnsiTheme="minorBidi"/>
-          <w:color w:val="3B3B3B"/>
-          <w:sz w:val="20"/>
-          <w:szCs w:val="20"/>
-        </w:rPr>
-        <w:t>Frontend:</w:t>
-      </w:r>
-      <w:r>
-        <w:rPr>
-          <w:rFonts w:asciiTheme="minorBidi" w:hAnsiTheme="minorBidi"/>
-          <w:color w:val="3B3B3B"/>
-          <w:sz w:val="20"/>
-          <w:szCs w:val="20"/>
-        </w:rPr>
-        <w:t> React, Next.js, TypeScript, JavaScript, Flutter (Dart)</w:t>
+        <w:spacing w:after="0" w:line="240" w:lineRule="auto"/>
+        <w:rPr>
+          <w:rFonts w:ascii="Arial" w:eastAsia="Times New Roman" w:hAnsi="Arial" w:cs="Arial"/>
+          <w:sz w:val="20"/>
+          <w:szCs w:val="20"/>
+        </w:rPr>
+      </w:pPr>
+      <w:r>
+        <w:rPr>
+          <w:rFonts w:ascii="Arial" w:eastAsia="Times New Roman" w:hAnsi="Arial" w:cs="Arial"/>
+          <w:b/>
+          <w:bCs/>
+          <w:sz w:val="20"/>
+          <w:szCs w:val="20"/>
+        </w:rPr>
+        <w:t>Frontend</w:t>
+      </w:r>
+      <w:r>
+        <w:rPr>
+          <w:rFonts w:ascii="Arial" w:eastAsia="Times New Roman" w:hAnsi="Arial" w:cs="Arial"/>
+          <w:b/>
+          <w:bCs/>
+          <w:sz w:val="20"/>
+          <w:szCs w:val="20"/>
+        </w:rPr>
+        <w:t>:</w:t>
+      </w:r>
+      <w:r>
+        <w:rPr>
+          <w:rFonts w:ascii="Arial" w:eastAsia="Times New Roman" w:hAnsi="Arial" w:cs="Arial"/>
+          <w:sz w:val="20"/>
+          <w:szCs w:val="20"/>
+        </w:rPr>
+        <w:t xml:space="preserve"> </w:t>
+      </w:r>
+      <w:r>
+        <w:t>React, Next.js, TypeScript, JavaScript (ES6+), TanStack Query (React Query), Reac</w:t>
+      </w:r>
+      <w:r>
+        <w:t>t Testing Library, Tailwind CSS</w:t>
       </w:r>
     </w:p>
     <w:p>
       <w:pPr>
         <w:numPr>
           <w:ilvl w:val="0"/>
-          <w:numId w:val="7"/>
+          <w:numId w:val="9"/>
         </w:numPr>
-        <w:spacing w:before="100" w:beforeAutospacing="1" w:after="60" w:line="240" w:lineRule="auto"/>
-        <w:rPr>
-          <w:rFonts w:asciiTheme="minorBidi" w:hAnsiTheme="minorBidi"/>
-          <w:color w:val="3B3B3B"/>
-          <w:sz w:val="20"/>
-          <w:szCs w:val="20"/>
-        </w:rPr>
-      </w:pPr>
-      <w:r>
-        <w:rPr>
-          <w:rStyle w:val="Strong"/>
-          <w:rFonts w:asciiTheme="minorBidi" w:hAnsiTheme="minorBidi"/>
-          <w:color w:val="3B3B3B"/>
+        <w:spacing w:after="0" w:line="240" w:lineRule="auto"/>
+        <w:rPr>
+          <w:rFonts w:ascii="Arial" w:eastAsia="Times New Roman" w:hAnsi="Arial" w:cs="Arial"/>
+          <w:sz w:val="20"/>
+          <w:szCs w:val="20"/>
+        </w:rPr>
+      </w:pPr>
+      <w:r>
+        <w:rPr>
+          <w:rFonts w:ascii="Arial" w:eastAsia="Times New Roman" w:hAnsi="Arial" w:cs="Arial"/>
+          <w:b/>
+          <w:bCs/>
           <w:sz w:val="20"/>
           <w:szCs w:val="20"/>
         </w:rPr>
@@ -1178,123 +1233,153 @@
       </w:r>
       <w:r>
         <w:rPr>
-          <w:rFonts w:asciiTheme="minorBidi" w:hAnsiTheme="minorBidi"/>
-          <w:color w:val="3B3B3B"/>
-          <w:sz w:val="20"/>
-          <w:szCs w:val="20"/>
-        </w:rPr>
-        <w:t> Node.js, PHP ,</w:t>
-      </w:r>
-      <w:r>
-        <w:rPr>
-          <w:rFonts w:asciiTheme="minorBidi" w:hAnsiTheme="minorBidi"/>
-          <w:color w:val="3B3B3B"/>
-          <w:sz w:val="20"/>
-          <w:szCs w:val="20"/>
-        </w:rPr>
-        <w:t xml:space="preserve"> REST API design</w:t>
+          <w:rFonts w:ascii="Arial" w:eastAsia="Times New Roman" w:hAnsi="Arial" w:cs="Arial"/>
+          <w:sz w:val="20"/>
+          <w:szCs w:val="20"/>
+        </w:rPr>
+        <w:t xml:space="preserve"> </w:t>
+      </w:r>
+      <w:r>
+        <w:t>Node.js, Express.js, PHP, REST API Design</w:t>
       </w:r>
     </w:p>
     <w:p>
       <w:pPr>
         <w:numPr>
           <w:ilvl w:val="0"/>
-          <w:numId w:val="7"/>
+          <w:numId w:val="9"/>
         </w:numPr>
-        <w:spacing w:before="100" w:beforeAutospacing="1" w:after="60" w:line="240" w:lineRule="auto"/>
-        <w:rPr>
-          <w:rFonts w:asciiTheme="minorBidi" w:hAnsiTheme="minorBidi"/>
-          <w:color w:val="3B3B3B"/>
-          <w:sz w:val="20"/>
-          <w:szCs w:val="20"/>
-        </w:rPr>
-      </w:pPr>
-      <w:r>
-        <w:rPr>
-          <w:rStyle w:val="Strong"/>
-          <w:rFonts w:asciiTheme="minorBidi" w:hAnsiTheme="minorBidi"/>
-          <w:color w:val="3B3B3B"/>
-          <w:sz w:val="20"/>
-          <w:szCs w:val="20"/>
-        </w:rPr>
-        <w:t>Databases:</w:t>
-      </w:r>
-      <w:r>
-        <w:rPr>
-          <w:rFonts w:asciiTheme="minorBidi" w:hAnsiTheme="minorBidi"/>
-          <w:color w:val="3B3B3B"/>
-          <w:sz w:val="20"/>
-          <w:szCs w:val="20"/>
-        </w:rPr>
-        <w:t> PostgreSQL, MySQL, SQLite, MongoDB, Prisma ORM</w:t>
+        <w:spacing w:after="0" w:line="240" w:lineRule="auto"/>
+        <w:rPr>
+          <w:rFonts w:ascii="Arial" w:eastAsia="Times New Roman" w:hAnsi="Arial" w:cs="Arial"/>
+          <w:sz w:val="20"/>
+          <w:szCs w:val="20"/>
+        </w:rPr>
+      </w:pPr>
+      <w:r>
+        <w:rPr>
+          <w:rFonts w:ascii="Arial" w:eastAsia="Times New Roman" w:hAnsi="Arial" w:cs="Arial"/>
+          <w:b/>
+          <w:bCs/>
+          <w:sz w:val="20"/>
+          <w:szCs w:val="20"/>
+        </w:rPr>
+        <w:t>Databases</w:t>
+      </w:r>
+      <w:r>
+        <w:rPr>
+          <w:rFonts w:ascii="Arial" w:eastAsia="Times New Roman" w:hAnsi="Arial" w:cs="Arial"/>
+          <w:b/>
+          <w:bCs/>
+          <w:sz w:val="20"/>
+          <w:szCs w:val="20"/>
+        </w:rPr>
+        <w:t>:</w:t>
+      </w:r>
+      <w:r>
+        <w:t xml:space="preserve"> </w:t>
+      </w:r>
+      <w:r>
+        <w:t>MySQL, PostgreSQL, Database Design, Query Optimization, Transactions, Indexing</w:t>
       </w:r>
     </w:p>
     <w:p>
       <w:pPr>
         <w:numPr>
           <w:ilvl w:val="0"/>
-          <w:numId w:val="7"/>
+          <w:numId w:val="9"/>
         </w:numPr>
-        <w:spacing w:before="100" w:beforeAutospacing="1" w:after="60" w:line="240" w:lineRule="auto"/>
-        <w:rPr>
-          <w:rFonts w:asciiTheme="minorBidi" w:hAnsiTheme="minorBidi"/>
-          <w:color w:val="3B3B3B"/>
-          <w:sz w:val="20"/>
-          <w:szCs w:val="20"/>
-        </w:rPr>
-      </w:pPr>
-      <w:r>
-        <w:rPr>
-          <w:rStyle w:val="Strong"/>
-          <w:rFonts w:asciiTheme="minorBidi" w:hAnsiTheme="minorBidi"/>
-          <w:color w:val="3B3B3B"/>
-          <w:sz w:val="20"/>
-          <w:szCs w:val="20"/>
-        </w:rPr>
-        <w:t>Architecture:</w:t>
-      </w:r>
-      <w:r>
-        <w:rPr>
-          <w:rFonts w:asciiTheme="minorBidi" w:hAnsiTheme="minorBidi"/>
-          <w:color w:val="3B3B3B"/>
-          <w:sz w:val="20"/>
-          <w:szCs w:val="20"/>
-        </w:rPr>
-        <w:t> Modular monolith, REST, relational data modeling, performance tuning</w:t>
+        <w:spacing w:after="0" w:line="240" w:lineRule="auto"/>
+        <w:rPr>
+          <w:rFonts w:ascii="Arial" w:eastAsia="Times New Roman" w:hAnsi="Arial" w:cs="Arial"/>
+          <w:sz w:val="20"/>
+          <w:szCs w:val="20"/>
+        </w:rPr>
+      </w:pPr>
+      <w:r>
+        <w:rPr>
+          <w:b/>
+          <w:bCs/>
+        </w:rPr>
+        <w:t>DevOps &amp; Tools</w:t>
+      </w:r>
+      <w:r>
+        <w:rPr>
+          <w:rFonts w:ascii="Arial" w:eastAsia="Times New Roman" w:hAnsi="Arial" w:cs="Arial"/>
+          <w:b/>
+          <w:bCs/>
+          <w:sz w:val="20"/>
+          <w:szCs w:val="20"/>
+        </w:rPr>
+        <w:t>:</w:t>
+      </w:r>
+      <w:r>
+        <w:rPr>
+          <w:rFonts w:ascii="Arial" w:eastAsia="Times New Roman" w:hAnsi="Arial" w:cs="Arial"/>
+          <w:sz w:val="20"/>
+          <w:szCs w:val="20"/>
+        </w:rPr>
+        <w:t xml:space="preserve"> </w:t>
+      </w:r>
+      <w:r>
+        <w:t xml:space="preserve">AWS CloudWatch, </w:t>
+      </w:r>
+      <w:r>
+        <w:t xml:space="preserve">GitLab CI/CD </w:t>
+      </w:r>
+      <w:r>
+        <w:t>Git, GitHub, Linode, Linux (Ubuntu), Apache, Cursor IDE / AI-assisted dev</w:t>
       </w:r>
     </w:p>
     <w:p>
       <w:pPr>
         <w:numPr>
           <w:ilvl w:val="0"/>
-          <w:numId w:val="7"/>
+          <w:numId w:val="9"/>
         </w:numPr>
         <w:spacing w:after="0" w:line="240" w:lineRule="auto"/>
         <w:rPr>
-          <w:rFonts w:asciiTheme="minorBidi" w:hAnsiTheme="minorBidi"/>
-          <w:color w:val="3B3B3B"/>
-          <w:sz w:val="20"/>
-          <w:szCs w:val="20"/>
-        </w:rPr>
-      </w:pPr>
-      <w:r>
-        <w:rPr>
-          <w:rStyle w:val="Strong"/>
-          <w:rFonts w:asciiTheme="minorBidi" w:hAnsiTheme="minorBidi"/>
-          <w:color w:val="3B3B3B"/>
-          <w:sz w:val="20"/>
-          <w:szCs w:val="20"/>
-        </w:rPr>
-        <w:t>Platform:</w:t>
-      </w:r>
-      <w:r>
-        <w:rPr>
-          <w:rFonts w:asciiTheme="minorBidi" w:hAnsiTheme="minorBidi"/>
-          <w:color w:val="3B3B3B"/>
-          <w:sz w:val="20"/>
-          <w:szCs w:val="20"/>
-        </w:rPr>
-        <w:t> Linode, GitLab, Git, Vercel, Render, Supabase, Neon</w:t>
+          <w:rFonts w:ascii="Arial" w:eastAsia="Times New Roman" w:hAnsi="Arial" w:cs="Arial"/>
+          <w:sz w:val="20"/>
+          <w:szCs w:val="20"/>
+        </w:rPr>
+      </w:pPr>
+      <w:r>
+        <w:rPr>
+          <w:rFonts w:ascii="Arial" w:eastAsia="Times New Roman" w:hAnsi="Arial" w:cs="Arial"/>
+          <w:b/>
+          <w:bCs/>
+          <w:sz w:val="20"/>
+          <w:szCs w:val="20"/>
+        </w:rPr>
+        <w:t>Practices</w:t>
+      </w:r>
+      <w:r>
+        <w:rPr>
+          <w:rFonts w:ascii="Arial" w:eastAsia="Times New Roman" w:hAnsi="Arial" w:cs="Arial"/>
+          <w:b/>
+          <w:bCs/>
+          <w:sz w:val="20"/>
+          <w:szCs w:val="20"/>
+        </w:rPr>
+        <w:t>:</w:t>
+      </w:r>
+      <w:r>
+        <w:rPr>
+          <w:rFonts w:ascii="Arial" w:eastAsia="Times New Roman" w:hAnsi="Arial" w:cs="Arial"/>
+          <w:sz w:val="20"/>
+          <w:szCs w:val="20"/>
+        </w:rPr>
+        <w:t xml:space="preserve"> </w:t>
+      </w:r>
+      <w:r>
+        <w:t>SaaS Architecture,</w:t>
+      </w:r>
+      <w:r>
+        <w:t xml:space="preserve"> Modular Monolith,</w:t>
+      </w:r>
+      <w:r>
+        <w:t xml:space="preserve"> ERP/POS Domain, Performance Optimization, Team Leadership &amp; Mentoring, Clean Architecture</w:t>
       </w:r>
     </w:p>
     <w:p>
@@ -1302,7 +1387,7 @@
         <w:pStyle w:val="ListParagraph"/>
         <w:spacing w:after="0"/>
         <w:rPr>
-          <w:rFonts w:asciiTheme="minorBidi" w:hAnsiTheme="minorBidi"/>
+          <w:rFonts w:ascii="Arial" w:hAnsi="Arial" w:cs="Arial"/>
           <w:b/>
           <w:bCs/>
           <w:color w:val="0D0D0D" w:themeColor="text1" w:themeTint="F2"/>
@@ -1311,10 +1396,10 @@
     </w:p>
     <w:p>
       <w:pPr>
-        <w:spacing w:before="120" w:after="0"/>
+        <w:spacing w:after="0"/>
         <w:jc w:val="center"/>
         <w:rPr>
-          <w:rFonts w:asciiTheme="minorBidi" w:hAnsiTheme="minorBidi"/>
+          <w:rFonts w:ascii="Arial" w:hAnsi="Arial" w:cs="Arial"/>
           <w:b/>
           <w:bCs/>
           <w:color w:val="0D0D0D" w:themeColor="text1" w:themeTint="F2"/>
@@ -1322,7 +1407,7 @@
       </w:pPr>
       <w:r>
         <w:rPr>
-          <w:rFonts w:asciiTheme="minorBidi" w:hAnsiTheme="minorBidi"/>
+          <w:rFonts w:ascii="Arial" w:hAnsi="Arial" w:cs="Arial"/>
           <w:b/>
           <w:bCs/>
           <w:color w:val="0D0D0D" w:themeColor="text1" w:themeTint="F2"/>
@@ -1335,27 +1420,27 @@
         <w:pStyle w:val="ListParagraph"/>
         <w:spacing w:before="120" w:after="0"/>
         <w:rPr>
-          <w:rFonts w:asciiTheme="minorBidi" w:hAnsiTheme="minorBidi"/>
+          <w:rFonts w:ascii="Arial" w:hAnsi="Arial" w:cs="Arial"/>
           <w:color w:val="0D0D0D" w:themeColor="text1" w:themeTint="F2"/>
         </w:rPr>
       </w:pPr>
       <w:r>
         <w:rPr>
-          <w:rFonts w:asciiTheme="minorBidi" w:hAnsiTheme="minorBidi"/>
+          <w:rFonts w:ascii="Arial" w:hAnsi="Arial" w:cs="Arial"/>
           <w:color w:val="0D0D0D" w:themeColor="text1" w:themeTint="F2"/>
         </w:rPr>
         <w:t xml:space="preserve">Bachelor of Sciences, Computer </w:t>
       </w:r>
       <w:r>
         <w:rPr>
-          <w:rFonts w:asciiTheme="minorBidi" w:hAnsiTheme="minorBidi"/>
+          <w:rFonts w:ascii="Arial" w:hAnsi="Arial" w:cs="Arial"/>
           <w:color w:val="0D0D0D" w:themeColor="text1" w:themeTint="F2"/>
         </w:rPr>
         <w:t>Science,</w:t>
       </w:r>
       <w:r>
         <w:rPr>
-          <w:rFonts w:asciiTheme="minorBidi" w:hAnsiTheme="minorBidi"/>
+          <w:rFonts w:ascii="Arial" w:hAnsi="Arial" w:cs="Arial"/>
           <w:color w:val="0D0D0D" w:themeColor="text1" w:themeTint="F2"/>
         </w:rPr>
         <w:t xml:space="preserve"> Lebanese International University, 2012</w:t>
@@ -1363,7 +1448,7 @@
     </w:p>
     <w:sectPr>
       <w:pgSz w:w="12240" w:h="15840"/>
-      <w:pgMar w:top="720" w:right="720" w:bottom="720" w:left="720" w:header="720" w:footer="720" w:gutter="0"/>
+      <w:pgMar w:top="432" w:right="720" w:bottom="288" w:left="720" w:header="720" w:footer="720" w:gutter="0"/>
       <w:cols w:space="720"/>
       <w:docGrid w:linePitch="360"/>
     </w:sectPr>
@@ -2067,6 +2152,155 @@
     </w:lvl>
   </w:abstractNum>
   <w:abstractNum w:abstractNumId="5" w15:restartNumberingAfterBreak="0">
+    <w:nsid w:val="4399048C"/>
+    <w:multiLevelType w:val="multilevel"/>
+    <w:tmpl w:val="518E3CA4"/>
+    <w:lvl w:ilvl="0">
+      <w:start w:val="1"/>
+      <w:numFmt w:val="bullet"/>
+      <w:lvlText w:val=""/>
+      <w:lvlJc w:val="left"/>
+      <w:pPr>
+        <w:tabs>
+          <w:tab w:val="num" w:pos="720"/>
+        </w:tabs>
+        <w:ind w:left="720" w:hanging="360"/>
+      </w:pPr>
+      <w:rPr>
+        <w:rFonts w:ascii="Symbol" w:hAnsi="Symbol" w:hint="default"/>
+        <w:sz w:val="20"/>
+      </w:rPr>
+    </w:lvl>
+    <w:lvl w:ilvl="1" w:tentative="1">
+      <w:start w:val="1"/>
+      <w:numFmt w:val="bullet"/>
+      <w:lvlText w:val="o"/>
+      <w:lvlJc w:val="left"/>
+      <w:pPr>
+        <w:tabs>
+          <w:tab w:val="num" w:pos="1440"/>
+        </w:tabs>
+        <w:ind w:left="1440" w:hanging="360"/>
+      </w:pPr>
+      <w:rPr>
+        <w:rFonts w:ascii="Courier New" w:hAnsi="Courier New" w:hint="default"/>
+        <w:sz w:val="20"/>
+      </w:rPr>
+    </w:lvl>
+    <w:lvl w:ilvl="2" w:tentative="1">
+      <w:start w:val="1"/>
+      <w:numFmt w:val="bullet"/>
+      <w:lvlText w:val=""/>
+      <w:lvlJc w:val="left"/>
+      <w:pPr>
+        <w:tabs>
+          <w:tab w:val="num" w:pos="2160"/>
+        </w:tabs>
+        <w:ind w:left="2160" w:hanging="360"/>
+      </w:pPr>
+      <w:rPr>
+        <w:rFonts w:ascii="Wingdings" w:hAnsi="Wingdings" w:hint="default"/>
+        <w:sz w:val="20"/>
+      </w:rPr>
+    </w:lvl>
+    <w:lvl w:ilvl="3" w:tentative="1">
+      <w:start w:val="1"/>
+      <w:numFmt w:val="bullet"/>
+      <w:lvlText w:val=""/>
+      <w:lvlJc w:val="left"/>
+      <w:pPr>
+        <w:tabs>
+          <w:tab w:val="num" w:pos="2880"/>
+        </w:tabs>
+        <w:ind w:left="2880" w:hanging="360"/>
+      </w:pPr>
+      <w:rPr>
+        <w:rFonts w:ascii="Wingdings" w:hAnsi="Wingdings" w:hint="default"/>
+        <w:sz w:val="20"/>
+      </w:rPr>
+    </w:lvl>
+    <w:lvl w:ilvl="4" w:tentative="1">
+      <w:start w:val="1"/>
+      <w:numFmt w:val="bullet"/>
+      <w:lvlText w:val=""/>
+      <w:lvlJc w:val="left"/>
+      <w:pPr>
+        <w:tabs>
+          <w:tab w:val="num" w:pos="3600"/>
+        </w:tabs>
+        <w:ind w:left="3600" w:hanging="360"/>
+      </w:pPr>
+      <w:rPr>
+        <w:rFonts w:ascii="Wingdings" w:hAnsi="Wingdings" w:hint="default"/>
+        <w:sz w:val="20"/>
+      </w:rPr>
+    </w:lvl>
+    <w:lvl w:ilvl="5" w:tentative="1">
+      <w:start w:val="1"/>
+      <w:numFmt w:val="bullet"/>
+      <w:lvlText w:val=""/>
+      <w:lvlJc w:val="left"/>
+      <w:pPr>
+        <w:tabs>
+          <w:tab w:val="num" w:pos="4320"/>
+        </w:tabs>
+        <w:ind w:left="4320" w:hanging="360"/>
+      </w:pPr>
+      <w:rPr>
+        <w:rFonts w:ascii="Wingdings" w:hAnsi="Wingdings" w:hint="default"/>
+        <w:sz w:val="20"/>
+      </w:rPr>
+    </w:lvl>
+    <w:lvl w:ilvl="6" w:tentative="1">
+      <w:start w:val="1"/>
+      <w:numFmt w:val="bullet"/>
+      <w:lvlText w:val=""/>
+      <w:lvlJc w:val="left"/>
+      <w:pPr>
+        <w:tabs>
+          <w:tab w:val="num" w:pos="5040"/>
+        </w:tabs>
+        <w:ind w:left="5040" w:hanging="360"/>
+      </w:pPr>
+      <w:rPr>
+        <w:rFonts w:ascii="Wingdings" w:hAnsi="Wingdings" w:hint="default"/>
+        <w:sz w:val="20"/>
+      </w:rPr>
+    </w:lvl>
+    <w:lvl w:ilvl="7" w:tentative="1">
+      <w:start w:val="1"/>
+      <w:numFmt w:val="bullet"/>
+      <w:lvlText w:val=""/>
+      <w:lvlJc w:val="left"/>
+      <w:pPr>
+        <w:tabs>
+          <w:tab w:val="num" w:pos="5760"/>
+        </w:tabs>
+        <w:ind w:left="5760" w:hanging="360"/>
+      </w:pPr>
+      <w:rPr>
+        <w:rFonts w:ascii="Wingdings" w:hAnsi="Wingdings" w:hint="default"/>
+        <w:sz w:val="20"/>
+      </w:rPr>
+    </w:lvl>
+    <w:lvl w:ilvl="8" w:tentative="1">
+      <w:start w:val="1"/>
+      <w:numFmt w:val="bullet"/>
+      <w:lvlText w:val=""/>
+      <w:lvlJc w:val="left"/>
+      <w:pPr>
+        <w:tabs>
+          <w:tab w:val="num" w:pos="6480"/>
+        </w:tabs>
+        <w:ind w:left="6480" w:hanging="360"/>
+      </w:pPr>
+      <w:rPr>
+        <w:rFonts w:ascii="Wingdings" w:hAnsi="Wingdings" w:hint="default"/>
+        <w:sz w:val="20"/>
+      </w:rPr>
+    </w:lvl>
+  </w:abstractNum>
+  <w:abstractNum w:abstractNumId="6" w15:restartNumberingAfterBreak="0">
     <w:nsid w:val="46EF70DF"/>
     <w:multiLevelType w:val="multilevel"/>
     <w:tmpl w:val="F292899C"/>
@@ -2215,7 +2449,530 @@
       </w:rPr>
     </w:lvl>
   </w:abstractNum>
-  <w:abstractNum w:abstractNumId="6" w15:restartNumberingAfterBreak="0">
+  <w:abstractNum w:abstractNumId="7" w15:restartNumberingAfterBreak="0">
+    <w:nsid w:val="531C11DB"/>
+    <w:multiLevelType w:val="hybridMultilevel"/>
+    <w:tmpl w:val="1AAC91CE"/>
+    <w:lvl w:ilvl="0" w:tplc="F550BFF8">
+      <w:numFmt w:val="bullet"/>
+      <w:lvlText w:val="•"/>
+      <w:lvlJc w:val="left"/>
+      <w:pPr>
+        <w:ind w:left="720" w:hanging="360"/>
+      </w:pPr>
+      <w:rPr>
+        <w:rFonts w:ascii="Arial" w:eastAsiaTheme="minorEastAsia" w:hAnsi="Arial" w:cs="Arial" w:hint="default"/>
+      </w:rPr>
+    </w:lvl>
+    <w:lvl w:ilvl="1" w:tplc="04090003" w:tentative="1">
+      <w:start w:val="1"/>
+      <w:numFmt w:val="bullet"/>
+      <w:lvlText w:val="o"/>
+      <w:lvlJc w:val="left"/>
+      <w:pPr>
+        <w:ind w:left="1440" w:hanging="360"/>
+      </w:pPr>
+      <w:rPr>
+        <w:rFonts w:ascii="Courier New" w:hAnsi="Courier New" w:cs="Courier New" w:hint="default"/>
+      </w:rPr>
+    </w:lvl>
+    <w:lvl w:ilvl="2" w:tplc="04090005" w:tentative="1">
+      <w:start w:val="1"/>
+      <w:numFmt w:val="bullet"/>
+      <w:lvlText w:val=""/>
+      <w:lvlJc w:val="left"/>
+      <w:pPr>
+        <w:ind w:left="2160" w:hanging="360"/>
+      </w:pPr>
+      <w:rPr>
+        <w:rFonts w:ascii="Wingdings" w:hAnsi="Wingdings" w:hint="default"/>
+      </w:rPr>
+    </w:lvl>
+    <w:lvl w:ilvl="3" w:tplc="04090001" w:tentative="1">
+      <w:start w:val="1"/>
+      <w:numFmt w:val="bullet"/>
+      <w:lvlText w:val=""/>
+      <w:lvlJc w:val="left"/>
+      <w:pPr>
+        <w:ind w:left="2880" w:hanging="360"/>
+      </w:pPr>
+      <w:rPr>
+        <w:rFonts w:ascii="Symbol" w:hAnsi="Symbol" w:hint="default"/>
+      </w:rPr>
+    </w:lvl>
+    <w:lvl w:ilvl="4" w:tplc="04090003" w:tentative="1">
+      <w:start w:val="1"/>
+      <w:numFmt w:val="bullet"/>
+      <w:lvlText w:val="o"/>
+      <w:lvlJc w:val="left"/>
+      <w:pPr>
+        <w:ind w:left="3600" w:hanging="360"/>
+      </w:pPr>
+      <w:rPr>
+        <w:rFonts w:ascii="Courier New" w:hAnsi="Courier New" w:cs="Courier New" w:hint="default"/>
+      </w:rPr>
+    </w:lvl>
+    <w:lvl w:ilvl="5" w:tplc="04090005" w:tentative="1">
+      <w:start w:val="1"/>
+      <w:numFmt w:val="bullet"/>
+      <w:lvlText w:val=""/>
+      <w:lvlJc w:val="left"/>
+      <w:pPr>
+        <w:ind w:left="4320" w:hanging="360"/>
+      </w:pPr>
+      <w:rPr>
+        <w:rFonts w:ascii="Wingdings" w:hAnsi="Wingdings" w:hint="default"/>
+      </w:rPr>
+    </w:lvl>
+    <w:lvl w:ilvl="6" w:tplc="04090001" w:tentative="1">
+      <w:start w:val="1"/>
+      <w:numFmt w:val="bullet"/>
+      <w:lvlText w:val=""/>
+      <w:lvlJc w:val="left"/>
+      <w:pPr>
+        <w:ind w:left="5040" w:hanging="360"/>
+      </w:pPr>
+      <w:rPr>
+        <w:rFonts w:ascii="Symbol" w:hAnsi="Symbol" w:hint="default"/>
+      </w:rPr>
+    </w:lvl>
+    <w:lvl w:ilvl="7" w:tplc="04090003" w:tentative="1">
+      <w:start w:val="1"/>
+      <w:numFmt w:val="bullet"/>
+      <w:lvlText w:val="o"/>
+      <w:lvlJc w:val="left"/>
+      <w:pPr>
+        <w:ind w:left="5760" w:hanging="360"/>
+      </w:pPr>
+      <w:rPr>
+        <w:rFonts w:ascii="Courier New" w:hAnsi="Courier New" w:cs="Courier New" w:hint="default"/>
+      </w:rPr>
+    </w:lvl>
+    <w:lvl w:ilvl="8" w:tplc="04090005" w:tentative="1">
+      <w:start w:val="1"/>
+      <w:numFmt w:val="bullet"/>
+      <w:lvlText w:val=""/>
+      <w:lvlJc w:val="left"/>
+      <w:pPr>
+        <w:ind w:left="6480" w:hanging="360"/>
+      </w:pPr>
+      <w:rPr>
+        <w:rFonts w:ascii="Wingdings" w:hAnsi="Wingdings" w:hint="default"/>
+      </w:rPr>
+    </w:lvl>
+  </w:abstractNum>
+  <w:abstractNum w:abstractNumId="8" w15:restartNumberingAfterBreak="0">
+    <w:nsid w:val="56F00F10"/>
+    <w:multiLevelType w:val="multilevel"/>
+    <w:tmpl w:val="083ADE70"/>
+    <w:lvl w:ilvl="0">
+      <w:start w:val="1"/>
+      <w:numFmt w:val="bullet"/>
+      <w:lvlText w:val=""/>
+      <w:lvlJc w:val="left"/>
+      <w:pPr>
+        <w:tabs>
+          <w:tab w:val="num" w:pos="720"/>
+        </w:tabs>
+        <w:ind w:left="720" w:hanging="360"/>
+      </w:pPr>
+      <w:rPr>
+        <w:rFonts w:ascii="Symbol" w:hAnsi="Symbol" w:hint="default"/>
+        <w:sz w:val="20"/>
+      </w:rPr>
+    </w:lvl>
+    <w:lvl w:ilvl="1" w:tentative="1">
+      <w:start w:val="1"/>
+      <w:numFmt w:val="bullet"/>
+      <w:lvlText w:val="o"/>
+      <w:lvlJc w:val="left"/>
+      <w:pPr>
+        <w:tabs>
+          <w:tab w:val="num" w:pos="1440"/>
+        </w:tabs>
+        <w:ind w:left="1440" w:hanging="360"/>
+      </w:pPr>
+      <w:rPr>
+        <w:rFonts w:ascii="Courier New" w:hAnsi="Courier New" w:hint="default"/>
+        <w:sz w:val="20"/>
+      </w:rPr>
+    </w:lvl>
+    <w:lvl w:ilvl="2" w:tentative="1">
+      <w:start w:val="1"/>
+      <w:numFmt w:val="bullet"/>
+      <w:lvlText w:val=""/>
+      <w:lvlJc w:val="left"/>
+      <w:pPr>
+        <w:tabs>
+          <w:tab w:val="num" w:pos="2160"/>
+        </w:tabs>
+        <w:ind w:left="2160" w:hanging="360"/>
+      </w:pPr>
+      <w:rPr>
+        <w:rFonts w:ascii="Wingdings" w:hAnsi="Wingdings" w:hint="default"/>
+        <w:sz w:val="20"/>
+      </w:rPr>
+    </w:lvl>
+    <w:lvl w:ilvl="3" w:tentative="1">
+      <w:start w:val="1"/>
+      <w:numFmt w:val="bullet"/>
+      <w:lvlText w:val=""/>
+      <w:lvlJc w:val="left"/>
+      <w:pPr>
+        <w:tabs>
+          <w:tab w:val="num" w:pos="2880"/>
+        </w:tabs>
+        <w:ind w:left="2880" w:hanging="360"/>
+      </w:pPr>
+      <w:rPr>
+        <w:rFonts w:ascii="Wingdings" w:hAnsi="Wingdings" w:hint="default"/>
+        <w:sz w:val="20"/>
+      </w:rPr>
+    </w:lvl>
+    <w:lvl w:ilvl="4" w:tentative="1">
+      <w:start w:val="1"/>
+      <w:numFmt w:val="bullet"/>
+      <w:lvlText w:val=""/>
+      <w:lvlJc w:val="left"/>
+      <w:pPr>
+        <w:tabs>
+          <w:tab w:val="num" w:pos="3600"/>
+        </w:tabs>
+        <w:ind w:left="3600" w:hanging="360"/>
+      </w:pPr>
+      <w:rPr>
+        <w:rFonts w:ascii="Wingdings" w:hAnsi="Wingdings" w:hint="default"/>
+        <w:sz w:val="20"/>
+      </w:rPr>
+    </w:lvl>
+    <w:lvl w:ilvl="5" w:tentative="1">
+      <w:start w:val="1"/>
+      <w:numFmt w:val="bullet"/>
+      <w:lvlText w:val=""/>
+      <w:lvlJc w:val="left"/>
+      <w:pPr>
+        <w:tabs>
+          <w:tab w:val="num" w:pos="4320"/>
+        </w:tabs>
+        <w:ind w:left="4320" w:hanging="360"/>
+      </w:pPr>
+      <w:rPr>
+        <w:rFonts w:ascii="Wingdings" w:hAnsi="Wingdings" w:hint="default"/>
+        <w:sz w:val="20"/>
+      </w:rPr>
+    </w:lvl>
+    <w:lvl w:ilvl="6" w:tentative="1">
+      <w:start w:val="1"/>
+      <w:numFmt w:val="bullet"/>
+      <w:lvlText w:val=""/>
+      <w:lvlJc w:val="left"/>
+      <w:pPr>
+        <w:tabs>
+          <w:tab w:val="num" w:pos="5040"/>
+        </w:tabs>
+        <w:ind w:left="5040" w:hanging="360"/>
+      </w:pPr>
+      <w:rPr>
+        <w:rFonts w:ascii="Wingdings" w:hAnsi="Wingdings" w:hint="default"/>
+        <w:sz w:val="20"/>
+      </w:rPr>
+    </w:lvl>
+    <w:lvl w:ilvl="7" w:tentative="1">
+      <w:start w:val="1"/>
+      <w:numFmt w:val="bullet"/>
+      <w:lvlText w:val=""/>
+      <w:lvlJc w:val="left"/>
+      <w:pPr>
+        <w:tabs>
+          <w:tab w:val="num" w:pos="5760"/>
+        </w:tabs>
+        <w:ind w:left="5760" w:hanging="360"/>
+      </w:pPr>
+      <w:rPr>
+        <w:rFonts w:ascii="Wingdings" w:hAnsi="Wingdings" w:hint="default"/>
+        <w:sz w:val="20"/>
+      </w:rPr>
+    </w:lvl>
+    <w:lvl w:ilvl="8" w:tentative="1">
+      <w:start w:val="1"/>
+      <w:numFmt w:val="bullet"/>
+      <w:lvlText w:val=""/>
+      <w:lvlJc w:val="left"/>
+      <w:pPr>
+        <w:tabs>
+          <w:tab w:val="num" w:pos="6480"/>
+        </w:tabs>
+        <w:ind w:left="6480" w:hanging="360"/>
+      </w:pPr>
+      <w:rPr>
+        <w:rFonts w:ascii="Wingdings" w:hAnsi="Wingdings" w:hint="default"/>
+        <w:sz w:val="20"/>
+      </w:rPr>
+    </w:lvl>
+  </w:abstractNum>
+  <w:abstractNum w:abstractNumId="9" w15:restartNumberingAfterBreak="0">
+    <w:nsid w:val="5A581821"/>
+    <w:multiLevelType w:val="multilevel"/>
+    <w:tmpl w:val="D8FCF28C"/>
+    <w:lvl w:ilvl="0">
+      <w:start w:val="1"/>
+      <w:numFmt w:val="bullet"/>
+      <w:lvlText w:val=""/>
+      <w:lvlJc w:val="left"/>
+      <w:pPr>
+        <w:tabs>
+          <w:tab w:val="num" w:pos="720"/>
+        </w:tabs>
+        <w:ind w:left="720" w:hanging="360"/>
+      </w:pPr>
+      <w:rPr>
+        <w:rFonts w:ascii="Symbol" w:hAnsi="Symbol" w:hint="default"/>
+        <w:sz w:val="20"/>
+      </w:rPr>
+    </w:lvl>
+    <w:lvl w:ilvl="1" w:tentative="1">
+      <w:start w:val="1"/>
+      <w:numFmt w:val="bullet"/>
+      <w:lvlText w:val="o"/>
+      <w:lvlJc w:val="left"/>
+      <w:pPr>
+        <w:tabs>
+          <w:tab w:val="num" w:pos="1440"/>
+        </w:tabs>
+        <w:ind w:left="1440" w:hanging="360"/>
+      </w:pPr>
+      <w:rPr>
+        <w:rFonts w:ascii="Courier New" w:hAnsi="Courier New" w:hint="default"/>
+        <w:sz w:val="20"/>
+      </w:rPr>
+    </w:lvl>
+    <w:lvl w:ilvl="2" w:tentative="1">
+      <w:start w:val="1"/>
+      <w:numFmt w:val="bullet"/>
+      <w:lvlText w:val=""/>
+      <w:lvlJc w:val="left"/>
+      <w:pPr>
+        <w:tabs>
+          <w:tab w:val="num" w:pos="2160"/>
+        </w:tabs>
+        <w:ind w:left="2160" w:hanging="360"/>
+      </w:pPr>
+      <w:rPr>
+        <w:rFonts w:ascii="Wingdings" w:hAnsi="Wingdings" w:hint="default"/>
+        <w:sz w:val="20"/>
+      </w:rPr>
+    </w:lvl>
+    <w:lvl w:ilvl="3" w:tentative="1">
+      <w:start w:val="1"/>
+      <w:numFmt w:val="bullet"/>
+      <w:lvlText w:val=""/>
+      <w:lvlJc w:val="left"/>
+      <w:pPr>
+        <w:tabs>
+          <w:tab w:val="num" w:pos="2880"/>
+        </w:tabs>
+        <w:ind w:left="2880" w:hanging="360"/>
+      </w:pPr>
+      <w:rPr>
+        <w:rFonts w:ascii="Wingdings" w:hAnsi="Wingdings" w:hint="default"/>
+        <w:sz w:val="20"/>
+      </w:rPr>
+    </w:lvl>
+    <w:lvl w:ilvl="4" w:tentative="1">
+      <w:start w:val="1"/>
+      <w:numFmt w:val="bullet"/>
+      <w:lvlText w:val=""/>
+      <w:lvlJc w:val="left"/>
+      <w:pPr>
+        <w:tabs>
+          <w:tab w:val="num" w:pos="3600"/>
+        </w:tabs>
+        <w:ind w:left="3600" w:hanging="360"/>
+      </w:pPr>
+      <w:rPr>
+        <w:rFonts w:ascii="Wingdings" w:hAnsi="Wingdings" w:hint="default"/>
+        <w:sz w:val="20"/>
+      </w:rPr>
+    </w:lvl>
+    <w:lvl w:ilvl="5" w:tentative="1">
+      <w:start w:val="1"/>
+      <w:numFmt w:val="bullet"/>
+      <w:lvlText w:val=""/>
+      <w:lvlJc w:val="left"/>
+      <w:pPr>
+        <w:tabs>
+          <w:tab w:val="num" w:pos="4320"/>
+        </w:tabs>
+        <w:ind w:left="4320" w:hanging="360"/>
+      </w:pPr>
+      <w:rPr>
+        <w:rFonts w:ascii="Wingdings" w:hAnsi="Wingdings" w:hint="default"/>
+        <w:sz w:val="20"/>
+      </w:rPr>
+    </w:lvl>
+    <w:lvl w:ilvl="6" w:tentative="1">
+      <w:start w:val="1"/>
+      <w:numFmt w:val="bullet"/>
+      <w:lvlText w:val=""/>
+      <w:lvlJc w:val="left"/>
+      <w:pPr>
+        <w:tabs>
+          <w:tab w:val="num" w:pos="5040"/>
+        </w:tabs>
+        <w:ind w:left="5040" w:hanging="360"/>
+      </w:pPr>
+      <w:rPr>
+        <w:rFonts w:ascii="Wingdings" w:hAnsi="Wingdings" w:hint="default"/>
+        <w:sz w:val="20"/>
+      </w:rPr>
+    </w:lvl>
+    <w:lvl w:ilvl="7" w:tentative="1">
+      <w:start w:val="1"/>
+      <w:numFmt w:val="bullet"/>
+      <w:lvlText w:val=""/>
+      <w:lvlJc w:val="left"/>
+      <w:pPr>
+        <w:tabs>
+          <w:tab w:val="num" w:pos="5760"/>
+        </w:tabs>
+        <w:ind w:left="5760" w:hanging="360"/>
+      </w:pPr>
+      <w:rPr>
+        <w:rFonts w:ascii="Wingdings" w:hAnsi="Wingdings" w:hint="default"/>
+        <w:sz w:val="20"/>
+      </w:rPr>
+    </w:lvl>
+    <w:lvl w:ilvl="8" w:tentative="1">
+      <w:start w:val="1"/>
+      <w:numFmt w:val="bullet"/>
+      <w:lvlText w:val=""/>
+      <w:lvlJc w:val="left"/>
+      <w:pPr>
+        <w:tabs>
+          <w:tab w:val="num" w:pos="6480"/>
+        </w:tabs>
+        <w:ind w:left="6480" w:hanging="360"/>
+      </w:pPr>
+      <w:rPr>
+        <w:rFonts w:ascii="Wingdings" w:hAnsi="Wingdings" w:hint="default"/>
+        <w:sz w:val="20"/>
+      </w:rPr>
+    </w:lvl>
+  </w:abstractNum>
+  <w:abstractNum w:abstractNumId="10" w15:restartNumberingAfterBreak="0">
+    <w:nsid w:val="6ABB4CE9"/>
+    <w:multiLevelType w:val="hybridMultilevel"/>
+    <w:tmpl w:val="80B878EE"/>
+    <w:lvl w:ilvl="0" w:tplc="04090001">
+      <w:start w:val="1"/>
+      <w:numFmt w:val="bullet"/>
+      <w:lvlText w:val=""/>
+      <w:lvlJc w:val="left"/>
+      <w:pPr>
+        <w:ind w:left="720" w:hanging="360"/>
+      </w:pPr>
+      <w:rPr>
+        <w:rFonts w:ascii="Symbol" w:hAnsi="Symbol" w:hint="default"/>
+      </w:rPr>
+    </w:lvl>
+    <w:lvl w:ilvl="1" w:tplc="04090003" w:tentative="1">
+      <w:start w:val="1"/>
+      <w:numFmt w:val="bullet"/>
+      <w:lvlText w:val="o"/>
+      <w:lvlJc w:val="left"/>
+      <w:pPr>
+        <w:ind w:left="1440" w:hanging="360"/>
+      </w:pPr>
+      <w:rPr>
+        <w:rFonts w:ascii="Courier New" w:hAnsi="Courier New" w:cs="Courier New" w:hint="default"/>
+      </w:rPr>
+    </w:lvl>
+    <w:lvl w:ilvl="2" w:tplc="04090005" w:tentative="1">
+      <w:start w:val="1"/>
+      <w:numFmt w:val="bullet"/>
+      <w:lvlText w:val=""/>
+      <w:lvlJc w:val="left"/>
+      <w:pPr>
+        <w:ind w:left="2160" w:hanging="360"/>
+      </w:pPr>
+      <w:rPr>
+        <w:rFonts w:ascii="Wingdings" w:hAnsi="Wingdings" w:hint="default"/>
+      </w:rPr>
+    </w:lvl>
+    <w:lvl w:ilvl="3" w:tplc="04090001" w:tentative="1">
+      <w:start w:val="1"/>
+      <w:numFmt w:val="bullet"/>
+      <w:lvlText w:val=""/>
+      <w:lvlJc w:val="left"/>
+      <w:pPr>
+        <w:ind w:left="2880" w:hanging="360"/>
+      </w:pPr>
+      <w:rPr>
+        <w:rFonts w:ascii="Symbol" w:hAnsi="Symbol" w:hint="default"/>
+      </w:rPr>
+    </w:lvl>
+    <w:lvl w:ilvl="4" w:tplc="04090003" w:tentative="1">
+      <w:start w:val="1"/>
+      <w:numFmt w:val="bullet"/>
+      <w:lvlText w:val="o"/>
+      <w:lvlJc w:val="left"/>
+      <w:pPr>
+        <w:ind w:left="3600" w:hanging="360"/>
+      </w:pPr>
+      <w:rPr>
+        <w:rFonts w:ascii="Courier New" w:hAnsi="Courier New" w:cs="Courier New" w:hint="default"/>
+      </w:rPr>
+    </w:lvl>
+    <w:lvl w:ilvl="5" w:tplc="04090005" w:tentative="1">
+      <w:start w:val="1"/>
+      <w:numFmt w:val="bullet"/>
+      <w:lvlText w:val=""/>
+      <w:lvlJc w:val="left"/>
+      <w:pPr>
+        <w:ind w:left="4320" w:hanging="360"/>
+      </w:pPr>
+      <w:rPr>
+        <w:rFonts w:ascii="Wingdings" w:hAnsi="Wingdings" w:hint="default"/>
+      </w:rPr>
+    </w:lvl>
+    <w:lvl w:ilvl="6" w:tplc="04090001" w:tentative="1">
+      <w:start w:val="1"/>
+      <w:numFmt w:val="bullet"/>
+      <w:lvlText w:val=""/>
+      <w:lvlJc w:val="left"/>
+      <w:pPr>
+        <w:ind w:left="5040" w:hanging="360"/>
+      </w:pPr>
+      <w:rPr>
+        <w:rFonts w:ascii="Symbol" w:hAnsi="Symbol" w:hint="default"/>
+      </w:rPr>
+    </w:lvl>
+    <w:lvl w:ilvl="7" w:tplc="04090003" w:tentative="1">
+      <w:start w:val="1"/>
+      <w:numFmt w:val="bullet"/>
+      <w:lvlText w:val="o"/>
+      <w:lvlJc w:val="left"/>
+      <w:pPr>
+        <w:ind w:left="5760" w:hanging="360"/>
+      </w:pPr>
+      <w:rPr>
+        <w:rFonts w:ascii="Courier New" w:hAnsi="Courier New" w:cs="Courier New" w:hint="default"/>
+      </w:rPr>
+    </w:lvl>
+    <w:lvl w:ilvl="8" w:tplc="04090005" w:tentative="1">
+      <w:start w:val="1"/>
+      <w:numFmt w:val="bullet"/>
+      <w:lvlText w:val=""/>
+      <w:lvlJc w:val="left"/>
+      <w:pPr>
+        <w:ind w:left="6480" w:hanging="360"/>
+      </w:pPr>
+      <w:rPr>
+        <w:rFonts w:ascii="Wingdings" w:hAnsi="Wingdings" w:hint="default"/>
+      </w:rPr>
+    </w:lvl>
+  </w:abstractNum>
+  <w:abstractNum w:abstractNumId="11" w15:restartNumberingAfterBreak="0">
     <w:nsid w:val="6E271DF2"/>
     <w:multiLevelType w:val="multilevel"/>
     <w:tmpl w:val="26F87E5E"/>
@@ -2361,6 +3118,119 @@
       <w:rPr>
         <w:rFonts w:ascii="Wingdings" w:hAnsi="Wingdings" w:hint="default"/>
         <w:sz w:val="20"/>
+      </w:rPr>
+    </w:lvl>
+  </w:abstractNum>
+  <w:abstractNum w:abstractNumId="12" w15:restartNumberingAfterBreak="0">
+    <w:nsid w:val="78BC1801"/>
+    <w:multiLevelType w:val="hybridMultilevel"/>
+    <w:tmpl w:val="33267E9E"/>
+    <w:lvl w:ilvl="0" w:tplc="04090001">
+      <w:start w:val="1"/>
+      <w:numFmt w:val="bullet"/>
+      <w:lvlText w:val=""/>
+      <w:lvlJc w:val="left"/>
+      <w:pPr>
+        <w:ind w:left="720" w:hanging="360"/>
+      </w:pPr>
+      <w:rPr>
+        <w:rFonts w:ascii="Symbol" w:hAnsi="Symbol" w:hint="default"/>
+      </w:rPr>
+    </w:lvl>
+    <w:lvl w:ilvl="1" w:tplc="04090003" w:tentative="1">
+      <w:start w:val="1"/>
+      <w:numFmt w:val="bullet"/>
+      <w:lvlText w:val="o"/>
+      <w:lvlJc w:val="left"/>
+      <w:pPr>
+        <w:ind w:left="1440" w:hanging="360"/>
+      </w:pPr>
+      <w:rPr>
+        <w:rFonts w:ascii="Courier New" w:hAnsi="Courier New" w:cs="Courier New" w:hint="default"/>
+      </w:rPr>
+    </w:lvl>
+    <w:lvl w:ilvl="2" w:tplc="04090005" w:tentative="1">
+      <w:start w:val="1"/>
+      <w:numFmt w:val="bullet"/>
+      <w:lvlText w:val=""/>
+      <w:lvlJc w:val="left"/>
+      <w:pPr>
+        <w:ind w:left="2160" w:hanging="360"/>
+      </w:pPr>
+      <w:rPr>
+        <w:rFonts w:ascii="Wingdings" w:hAnsi="Wingdings" w:hint="default"/>
+      </w:rPr>
+    </w:lvl>
+    <w:lvl w:ilvl="3" w:tplc="04090001" w:tentative="1">
+      <w:start w:val="1"/>
+      <w:numFmt w:val="bullet"/>
+      <w:lvlText w:val=""/>
+      <w:lvlJc w:val="left"/>
+      <w:pPr>
+        <w:ind w:left="2880" w:hanging="360"/>
+      </w:pPr>
+      <w:rPr>
+        <w:rFonts w:ascii="Symbol" w:hAnsi="Symbol" w:hint="default"/>
+      </w:rPr>
+    </w:lvl>
+    <w:lvl w:ilvl="4" w:tplc="04090003" w:tentative="1">
+      <w:start w:val="1"/>
+      <w:numFmt w:val="bullet"/>
+      <w:lvlText w:val="o"/>
+      <w:lvlJc w:val="left"/>
+      <w:pPr>
+        <w:ind w:left="3600" w:hanging="360"/>
+      </w:pPr>
+      <w:rPr>
+        <w:rFonts w:ascii="Courier New" w:hAnsi="Courier New" w:cs="Courier New" w:hint="default"/>
+      </w:rPr>
+    </w:lvl>
+    <w:lvl w:ilvl="5" w:tplc="04090005" w:tentative="1">
+      <w:start w:val="1"/>
+      <w:numFmt w:val="bullet"/>
+      <w:lvlText w:val=""/>
+      <w:lvlJc w:val="left"/>
+      <w:pPr>
+        <w:ind w:left="4320" w:hanging="360"/>
+      </w:pPr>
+      <w:rPr>
+        <w:rFonts w:ascii="Wingdings" w:hAnsi="Wingdings" w:hint="default"/>
+      </w:rPr>
+    </w:lvl>
+    <w:lvl w:ilvl="6" w:tplc="04090001" w:tentative="1">
+      <w:start w:val="1"/>
+      <w:numFmt w:val="bullet"/>
+      <w:lvlText w:val=""/>
+      <w:lvlJc w:val="left"/>
+      <w:pPr>
+        <w:ind w:left="5040" w:hanging="360"/>
+      </w:pPr>
+      <w:rPr>
+        <w:rFonts w:ascii="Symbol" w:hAnsi="Symbol" w:hint="default"/>
+      </w:rPr>
+    </w:lvl>
+    <w:lvl w:ilvl="7" w:tplc="04090003" w:tentative="1">
+      <w:start w:val="1"/>
+      <w:numFmt w:val="bullet"/>
+      <w:lvlText w:val="o"/>
+      <w:lvlJc w:val="left"/>
+      <w:pPr>
+        <w:ind w:left="5760" w:hanging="360"/>
+      </w:pPr>
+      <w:rPr>
+        <w:rFonts w:ascii="Courier New" w:hAnsi="Courier New" w:cs="Courier New" w:hint="default"/>
+      </w:rPr>
+    </w:lvl>
+    <w:lvl w:ilvl="8" w:tplc="04090005" w:tentative="1">
+      <w:start w:val="1"/>
+      <w:numFmt w:val="bullet"/>
+      <w:lvlText w:val=""/>
+      <w:lvlJc w:val="left"/>
+      <w:pPr>
+        <w:ind w:left="6480" w:hanging="360"/>
+      </w:pPr>
+      <w:rPr>
+        <w:rFonts w:ascii="Wingdings" w:hAnsi="Wingdings" w:hint="default"/>
       </w:rPr>
     </w:lvl>
   </w:abstractNum>
@@ -2380,10 +3250,28 @@
     <w:abstractNumId w:val="4"/>
   </w:num>
   <w:num w:numId="6">
+    <w:abstractNumId w:val="11"/>
+  </w:num>
+  <w:num w:numId="7">
     <w:abstractNumId w:val="6"/>
   </w:num>
-  <w:num w:numId="7">
+  <w:num w:numId="8">
+    <w:abstractNumId w:val="8"/>
+  </w:num>
+  <w:num w:numId="9">
+    <w:abstractNumId w:val="9"/>
+  </w:num>
+  <w:num w:numId="10">
     <w:abstractNumId w:val="5"/>
+  </w:num>
+  <w:num w:numId="11">
+    <w:abstractNumId w:val="10"/>
+  </w:num>
+  <w:num w:numId="12">
+    <w:abstractNumId w:val="7"/>
+  </w:num>
+  <w:num w:numId="13">
+    <w:abstractNumId w:val="12"/>
   </w:num>
 </w:numbering>
 </file>
@@ -3544,6 +4432,11 @@
       <w:outlineLvl w:val="9"/>
     </w:pPr>
   </w:style>
+  <w:style w:type="character" w:customStyle="1" w:styleId="inqyif">
+    <w:name w:val="inqyif"/>
+    <w:basedOn w:val="DefaultParagraphFont"/>
+    <w:rsid w:val="00747323"/>
+  </w:style>
 </w:styles>
 </file>
 

--- a/Mostafa-khansa-custom-cv-updated.docx
+++ b/Mostafa-khansa-custom-cv-updated.docx
@@ -69,15 +69,7 @@
           <w:b/>
           <w:bCs/>
         </w:rPr>
-        <w:t xml:space="preserve"> </w:t>
-      </w:r>
-      <w:r>
-        <w:rPr>
-          <w:rFonts w:ascii="Arial" w:hAnsi="Arial" w:cs="Arial"/>
-          <w:b/>
-          <w:bCs/>
-        </w:rPr>
-        <w:t>React / TypeScript / Node.js / Flutter</w:t>
+        <w:t xml:space="preserve"> React / TypeScript / Node.js / Flutter</w:t>
       </w:r>
     </w:p>
     <w:p>
@@ -237,7 +229,7 @@
     </w:p>
     <w:p>
       <w:pPr>
-        <w:spacing w:before="120" w:after="120"/>
+        <w:spacing w:before="40" w:after="240"/>
         <w:jc w:val="center"/>
         <w:rPr>
           <w:rFonts w:ascii="Arial" w:hAnsi="Arial" w:cs="Arial"/>
@@ -313,7 +305,7 @@
     </w:p>
     <w:p>
       <w:pPr>
-        <w:spacing w:before="120" w:after="0"/>
+        <w:spacing w:before="120" w:after="120"/>
         <w:jc w:val="center"/>
         <w:rPr>
           <w:rFonts w:ascii="Arial" w:hAnsi="Arial" w:cs="Arial"/>
@@ -787,15 +779,7 @@
           <w:sz w:val="20"/>
           <w:szCs w:val="20"/>
         </w:rPr>
-        <w:t>Optimized large</w:t>
-      </w:r>
-      <w:r>
-        <w:rPr>
-          <w:rFonts w:ascii="Arial" w:hAnsi="Arial" w:cs="Arial"/>
-          <w:sz w:val="20"/>
-          <w:szCs w:val="20"/>
-        </w:rPr>
-        <w:t xml:space="preserve"> invoice save from </w:t>
+        <w:t xml:space="preserve">Optimized large invoice save from </w:t>
       </w:r>
       <w:r>
         <w:rPr>
@@ -843,7 +827,7 @@
           <w:ilvl w:val="0"/>
           <w:numId w:val="13"/>
         </w:numPr>
-        <w:spacing w:before="80" w:after="40" w:line="240" w:lineRule="auto"/>
+        <w:spacing w:before="80" w:after="240" w:line="240" w:lineRule="auto"/>
         <w:outlineLvl w:val="2"/>
         <w:rPr>
           <w:rFonts w:ascii="Arial" w:hAnsi="Arial" w:cs="Arial"/>
@@ -983,13 +967,7 @@
         </w:rPr>
       </w:pPr>
       <w:r>
-        <w:t>Owned full-stac</w:t>
-      </w:r>
-      <w:r>
-        <w:t>k development of legacy payroll</w:t>
-      </w:r>
-      <w:r>
-        <w:t xml:space="preserve"> SaaS serving 400 co</w:t>
+        <w:t>Owned full-stack development of legacy payroll SaaS serving 400 co</w:t>
       </w:r>
       <w:r>
         <w:t>mpanies (2,000+ employees each).</w:t>
@@ -1026,10 +1004,7 @@
         </w:rPr>
       </w:pPr>
       <w:r>
-        <w:t>Cut payroll</w:t>
-      </w:r>
-      <w:r>
-        <w:t xml:space="preserve"> runtime from </w:t>
+        <w:t xml:space="preserve">Cut payroll runtime from </w:t>
       </w:r>
       <w:r>
         <w:rPr>
@@ -1049,10 +1024,7 @@
         <w:t>5 seconds</w:t>
       </w:r>
       <w:r>
-        <w:t xml:space="preserve"> by migrating MyISAM =&gt;</w:t>
-      </w:r>
-      <w:r>
-        <w:t xml:space="preserve"> InnoDB, fixing N+1 queries, and implementing DB transactions.</w:t>
+        <w:t xml:space="preserve"> by migrating MyISAM =&gt; InnoDB, fixing N+1 queries, and implementing DB transactions.</w:t>
       </w:r>
     </w:p>
     <w:p>
@@ -1061,7 +1033,7 @@
           <w:ilvl w:val="0"/>
           <w:numId w:val="5"/>
         </w:numPr>
-        <w:spacing w:after="120" w:line="240" w:lineRule="auto"/>
+        <w:spacing w:after="240" w:line="240" w:lineRule="auto"/>
         <w:rPr>
           <w:rFonts w:ascii="Arial" w:eastAsia="Times New Roman" w:hAnsi="Arial" w:cs="Arial"/>
           <w:sz w:val="20"/>
@@ -1069,27 +1041,14 @@
         </w:rPr>
       </w:pPr>
       <w:r>
-        <w:t xml:space="preserve">Migrated </w:t>
-      </w:r>
-      <w:r>
-        <w:t>VPS</w:t>
-      </w:r>
-      <w:r>
-        <w:t xml:space="preserve"> to self-managed Linode (Ubuntu + Apache + MySQL), cutting hosting cost from </w:t>
-      </w:r>
-      <w:r>
-        <w:rPr>
-          <w:b/>
-          <w:bCs/>
-        </w:rPr>
-        <w:t>$4,000/</w:t>
-      </w:r>
-      <w:r>
-        <w:rPr>
-          <w:b/>
-          <w:bCs/>
-        </w:rPr>
-        <w:t>Year</w:t>
+        <w:t xml:space="preserve">Migrated VPS to self-managed Linode (Ubuntu + Apache + MySQL), cutting hosting cost from </w:t>
+      </w:r>
+      <w:r>
+        <w:rPr>
+          <w:b/>
+          <w:bCs/>
+        </w:rPr>
+        <w:t>$4,000/Year</w:t>
       </w:r>
       <w:r>
         <w:rPr>
@@ -1125,19 +1084,19 @@
           <w:bCs/>
         </w:rPr>
         <w:t>(97.75</w:t>
-      </w:r>
-      <w:r>
-        <w:rPr>
-          <w:b/>
-          <w:bCs/>
-        </w:rPr>
-        <w:t xml:space="preserve">% reduction) </w:t>
-      </w:r>
-      <w:r>
-        <w:t>while improving reliability.</w:t>
       </w:r>
       <w:bookmarkStart w:id="1" w:name="_GoBack"/>
       <w:bookmarkEnd w:id="1"/>
+      <w:r>
+        <w:rPr>
+          <w:b/>
+          <w:bCs/>
+        </w:rPr>
+        <w:t xml:space="preserve">% reduction) </w:t>
+      </w:r>
+      <w:r>
+        <w:t>while improving reliability.</w:t>
+      </w:r>
     </w:p>
     <w:p>
       <w:pPr>
@@ -1202,10 +1161,7 @@
         <w:t xml:space="preserve"> </w:t>
       </w:r>
       <w:r>
-        <w:t>React, Next.js, TypeScript, JavaScript (ES6+), TanStack Query (React Query), Reac</w:t>
-      </w:r>
-      <w:r>
-        <w:t>t Testing Library, Tailwind CSS</w:t>
+        <w:t>React, Next.js, TypeScript, JavaScript (ES6+), TanStack Query (React Query), React Testing Library, Tailwind CSS</w:t>
       </w:r>
     </w:p>
     <w:p>
@@ -1322,13 +1278,7 @@
         <w:t xml:space="preserve"> </w:t>
       </w:r>
       <w:r>
-        <w:t xml:space="preserve">AWS CloudWatch, </w:t>
-      </w:r>
-      <w:r>
-        <w:t xml:space="preserve">GitLab CI/CD </w:t>
-      </w:r>
-      <w:r>
-        <w:t>Git, GitHub, Linode, Linux (Ubuntu), Apache, Cursor IDE / AI-assisted dev</w:t>
+        <w:t>AWS CloudWatch, GitLab CI/CD Git, GitHub, Linode, Linux (Ubuntu), Apache, Cursor IDE / AI-assisted dev</w:t>
       </w:r>
     </w:p>
     <w:p>
@@ -1373,13 +1323,7 @@
         <w:t xml:space="preserve"> </w:t>
       </w:r>
       <w:r>
-        <w:t>SaaS Architecture,</w:t>
-      </w:r>
-      <w:r>
-        <w:t xml:space="preserve"> Modular Monolith,</w:t>
-      </w:r>
-      <w:r>
-        <w:t xml:space="preserve"> ERP/POS Domain, Performance Optimization, Team Leadership &amp; Mentoring, Clean Architecture</w:t>
+        <w:t>SaaS Architecture, Modular Monolith, ERP/POS Domain, Performance Optimization, Team Leadership &amp; Mentoring, Clean Architecture</w:t>
       </w:r>
     </w:p>
     <w:p>
